--- a/测试文档.docx
+++ b/测试文档.docx
@@ -1188,8 +1188,18 @@
           <w:color w:val="0F1115"/>
           <w:shd w:val="clear" w:color="auto" w:fill="EDF3FE"/>
         </w:rPr>
-        <w:t xml:space="preserve"> print(1/0)</w:t>
-      </w:r>
+        <w:t xml:space="preserve"> print</w:t>
+      </w:r>
+      <w:proofErr w:type="gramStart"/>
+      <w:r>
+        <w:rPr>
+          <w:rFonts w:ascii="Segoe UI" w:hAnsi="Segoe UI" w:cs="Segoe UI"/>
+          <w:color w:val="0F1115"/>
+          <w:shd w:val="clear" w:color="auto" w:fill="EDF3FE"/>
+        </w:rPr>
+        <w:t>(1/0)</w:t>
+      </w:r>
+      <w:proofErr w:type="gramEnd"/>
       <w:r>
         <w:rPr>
           <w:rFonts w:ascii="Segoe UI" w:hAnsi="Segoe UI" w:cs="Segoe UI"/>
@@ -1204,17 +1214,2458 @@
         <w:widowControl/>
         <w:shd w:val="clear" w:color="auto" w:fill="FFFFFF"/>
         <w:spacing w:after="0" w:line="240" w:lineRule="auto"/>
-        <w:rPr>
-          <w:rFonts w:ascii="Segoe UI" w:eastAsia="宋体" w:hAnsi="Segoe UI" w:cs="Segoe UI" w:hint="eastAsia"/>
-          <w:color w:val="0F1115"/>
-          <w:kern w:val="0"/>
-          <w:sz w:val="24"/>
-          <w:shd w:val="clear" w:color="auto" w:fill="92D050"/>
-          <w14:ligatures w14:val="none"/>
-        </w:rPr>
-      </w:pPr>
+        <w:ind w:left="720"/>
+        <w:rPr>
+          <w:rFonts w:ascii="Segoe UI" w:hAnsi="Segoe UI" w:cs="Segoe UI"/>
+          <w:color w:val="0F1115"/>
+          <w:shd w:val="clear" w:color="auto" w:fill="EDF3FE"/>
+        </w:rPr>
+      </w:pPr>
+    </w:p>
+    <w:p>
+      <w:pPr>
+        <w:widowControl/>
+        <w:shd w:val="clear" w:color="auto" w:fill="FFFFFF"/>
+        <w:spacing w:after="0" w:line="240" w:lineRule="auto"/>
+        <w:ind w:left="720"/>
+        <w:rPr>
+          <w:rFonts w:ascii="Segoe UI" w:hAnsi="Segoe UI" w:cs="Segoe UI"/>
+          <w:color w:val="0F1115"/>
+          <w:shd w:val="clear" w:color="auto" w:fill="EDF3FE"/>
+        </w:rPr>
+      </w:pPr>
+    </w:p>
+    <w:p>
+      <w:pPr>
+        <w:widowControl/>
+        <w:shd w:val="clear" w:color="auto" w:fill="FFFFFF"/>
+        <w:spacing w:after="0" w:line="240" w:lineRule="auto"/>
+        <w:ind w:left="720"/>
+        <w:rPr>
+          <w:rFonts w:ascii="Segoe UI" w:hAnsi="Segoe UI" w:cs="Segoe UI"/>
+          <w:color w:val="0F1115"/>
+          <w:shd w:val="clear" w:color="auto" w:fill="EDF3FE"/>
+        </w:rPr>
+      </w:pPr>
+    </w:p>
+    <w:p>
+      <w:pPr>
+        <w:widowControl/>
+        <w:shd w:val="clear" w:color="auto" w:fill="FFFFFF"/>
+        <w:spacing w:after="0" w:line="240" w:lineRule="auto"/>
+        <w:ind w:left="720"/>
+        <w:rPr>
+          <w:rFonts w:ascii="Segoe UI" w:eastAsia="宋体" w:hAnsi="Segoe UI" w:cs="Segoe UI"/>
+          <w:color w:val="0F1115"/>
+          <w:kern w:val="0"/>
+          <w:sz w:val="24"/>
+          <w:shd w:val="clear" w:color="auto" w:fill="FFC000"/>
+          <w14:ligatures w14:val="none"/>
+        </w:rPr>
+      </w:pPr>
+    </w:p>
+    <w:p>
+      <w:pPr>
+        <w:widowControl/>
+        <w:shd w:val="clear" w:color="auto" w:fill="FFFFFF"/>
+        <w:spacing w:after="0" w:line="240" w:lineRule="auto"/>
+        <w:rPr>
+          <w:rFonts w:ascii="Segoe UI" w:hAnsi="Segoe UI" w:cs="Segoe UI"/>
+          <w:color w:val="0F1115"/>
+          <w:shd w:val="clear" w:color="auto" w:fill="EDF3FE"/>
+        </w:rPr>
+      </w:pPr>
+    </w:p>
+    <w:p>
+      <w:pPr>
+        <w:widowControl/>
+        <w:shd w:val="clear" w:color="auto" w:fill="FFFFFF"/>
+        <w:spacing w:after="0" w:line="240" w:lineRule="auto"/>
+        <w:rPr>
+          <w:rFonts w:ascii="Segoe UI" w:hAnsi="Segoe UI" w:cs="Segoe UI"/>
+          <w:color w:val="0F1115"/>
+          <w:shd w:val="clear" w:color="auto" w:fill="EDF3FE"/>
+        </w:rPr>
+      </w:pPr>
+    </w:p>
+    <w:p>
+      <w:pPr>
+        <w:widowControl/>
+        <w:shd w:val="clear" w:color="auto" w:fill="FFFFFF"/>
+        <w:spacing w:after="0" w:line="240" w:lineRule="auto"/>
+        <w:rPr>
+          <w:rFonts w:ascii="Segoe UI" w:hAnsi="Segoe UI" w:cs="Segoe UI"/>
+          <w:color w:val="0F1115"/>
+          <w:shd w:val="clear" w:color="auto" w:fill="EDF3FE"/>
+        </w:rPr>
+      </w:pPr>
+    </w:p>
+    <w:p>
+      <w:pPr>
+        <w:widowControl/>
+        <w:shd w:val="clear" w:color="auto" w:fill="FFFFFF"/>
+        <w:spacing w:before="480" w:after="240" w:line="480" w:lineRule="atLeast"/>
+        <w:outlineLvl w:val="1"/>
+        <w:rPr>
+          <w:rFonts w:ascii="Consolas" w:hAnsi="Consolas"/>
+          <w:color w:val="0F1115"/>
+          <w:sz w:val="21"/>
+          <w:szCs w:val="21"/>
+          <w:shd w:val="clear" w:color="auto" w:fill="EBEEF2"/>
+        </w:rPr>
+      </w:pPr>
+    </w:p>
+    <w:p>
+      <w:pPr>
+        <w:widowControl/>
+        <w:shd w:val="clear" w:color="auto" w:fill="FFFFFF"/>
+        <w:spacing w:before="480" w:after="240" w:line="480" w:lineRule="atLeast"/>
+        <w:outlineLvl w:val="1"/>
+        <w:rPr>
+          <w:rFonts w:ascii="Segoe UI" w:eastAsia="宋体" w:hAnsi="Segoe UI" w:cs="Segoe UI"/>
+          <w:b/>
+          <w:bCs/>
+          <w:color w:val="0F1115"/>
+          <w:kern w:val="0"/>
+          <w:sz w:val="33"/>
+          <w:szCs w:val="33"/>
+          <w14:ligatures w14:val="none"/>
+        </w:rPr>
+      </w:pPr>
+      <w:r>
+        <w:rPr>
+          <w:rFonts w:ascii="Segoe UI" w:eastAsia="宋体" w:hAnsi="Segoe UI" w:cs="Segoe UI"/>
+          <w:b/>
+          <w:bCs/>
+          <w:color w:val="0F1115"/>
+          <w:kern w:val="0"/>
+          <w:sz w:val="33"/>
+          <w:szCs w:val="33"/>
+          <w14:ligatures w14:val="none"/>
+        </w:rPr>
+        <w:t>你的原型</w:t>
+      </w:r>
+      <w:r>
+        <w:rPr>
+          <w:rFonts w:ascii="Segoe UI" w:eastAsia="宋体" w:hAnsi="Segoe UI" w:cs="Segoe UI"/>
+          <w:b/>
+          <w:bCs/>
+          <w:color w:val="0F1115"/>
+          <w:kern w:val="0"/>
+          <w:sz w:val="33"/>
+          <w:szCs w:val="33"/>
+          <w14:ligatures w14:val="none"/>
+        </w:rPr>
+        <w:t xml:space="preserve"> → AI-Native </w:t>
+      </w:r>
+      <w:r>
+        <w:rPr>
+          <w:rFonts w:ascii="Segoe UI" w:eastAsia="宋体" w:hAnsi="Segoe UI" w:cs="Segoe UI"/>
+          <w:b/>
+          <w:bCs/>
+          <w:color w:val="0F1115"/>
+          <w:kern w:val="0"/>
+          <w:sz w:val="33"/>
+          <w:szCs w:val="33"/>
+          <w14:ligatures w14:val="none"/>
+        </w:rPr>
+        <w:t>企业的进化路线图</w:t>
+      </w:r>
+    </w:p>
+    <w:tbl>
+      <w:tblPr>
+        <w:tblW w:w="11280" w:type="dxa"/>
+        <w:tblCellMar>
+          <w:top w:w="15" w:type="dxa"/>
+          <w:left w:w="15" w:type="dxa"/>
+          <w:bottom w:w="15" w:type="dxa"/>
+          <w:right w:w="15" w:type="dxa"/>
+        </w:tblCellMar>
+        <w:tblLook w:val="04A0" w:firstRow="1" w:lastRow="0" w:firstColumn="1" w:lastColumn="0" w:noHBand="0" w:noVBand="1"/>
+      </w:tblPr>
+      <w:tblGrid>
+        <w:gridCol w:w="2405"/>
+        <w:gridCol w:w="1933"/>
+        <w:gridCol w:w="6942"/>
+      </w:tblGrid>
+      <w:tr>
+        <w:trPr>
+          <w:tblHeader/>
+        </w:trPr>
+        <w:tc>
+          <w:tcPr>
+            <w:tcW w:w="0" w:type="auto"/>
+            <w:tcBorders>
+              <w:top w:val="nil"/>
+            </w:tcBorders>
+            <w:tcMar>
+              <w:top w:w="150" w:type="dxa"/>
+              <w:left w:w="0" w:type="dxa"/>
+              <w:bottom w:w="150" w:type="dxa"/>
+              <w:right w:w="240" w:type="dxa"/>
+            </w:tcMar>
+            <w:vAlign w:val="center"/>
+            <w:hideMark/>
+          </w:tcPr>
+          <w:p>
+            <w:pPr>
+              <w:widowControl/>
+              <w:spacing w:after="0" w:line="375" w:lineRule="atLeast"/>
+              <w:rPr>
+                <w:rFonts w:ascii="Segoe UI" w:eastAsia="宋体" w:hAnsi="Segoe UI" w:cs="Segoe UI"/>
+                <w:kern w:val="0"/>
+                <w:sz w:val="23"/>
+                <w:szCs w:val="23"/>
+                <w14:ligatures w14:val="none"/>
+              </w:rPr>
+            </w:pPr>
+            <w:r>
+              <w:rPr>
+                <w:rFonts w:ascii="Segoe UI" w:eastAsia="宋体" w:hAnsi="Segoe UI" w:cs="Segoe UI"/>
+                <w:kern w:val="0"/>
+                <w:sz w:val="23"/>
+                <w:szCs w:val="23"/>
+                <w14:ligatures w14:val="none"/>
+              </w:rPr>
+              <w:t>阶段</w:t>
+            </w:r>
+          </w:p>
+        </w:tc>
+        <w:tc>
+          <w:tcPr>
+            <w:tcW w:w="0" w:type="auto"/>
+            <w:tcBorders>
+              <w:top w:val="nil"/>
+            </w:tcBorders>
+            <w:tcMar>
+              <w:top w:w="150" w:type="dxa"/>
+              <w:left w:w="240" w:type="dxa"/>
+              <w:bottom w:w="150" w:type="dxa"/>
+              <w:right w:w="240" w:type="dxa"/>
+            </w:tcMar>
+            <w:vAlign w:val="center"/>
+            <w:hideMark/>
+          </w:tcPr>
+          <w:p>
+            <w:pPr>
+              <w:widowControl/>
+              <w:spacing w:after="0" w:line="375" w:lineRule="atLeast"/>
+              <w:rPr>
+                <w:rFonts w:ascii="Segoe UI" w:eastAsia="宋体" w:hAnsi="Segoe UI" w:cs="Segoe UI"/>
+                <w:kern w:val="0"/>
+                <w:sz w:val="23"/>
+                <w:szCs w:val="23"/>
+                <w14:ligatures w14:val="none"/>
+              </w:rPr>
+            </w:pPr>
+            <w:r>
+              <w:rPr>
+                <w:rFonts w:ascii="Segoe UI" w:eastAsia="宋体" w:hAnsi="Segoe UI" w:cs="Segoe UI"/>
+                <w:kern w:val="0"/>
+                <w:sz w:val="23"/>
+                <w:szCs w:val="23"/>
+                <w14:ligatures w14:val="none"/>
+              </w:rPr>
+              <w:t>你现在的位置</w:t>
+            </w:r>
+          </w:p>
+        </w:tc>
+        <w:tc>
+          <w:tcPr>
+            <w:tcW w:w="0" w:type="auto"/>
+            <w:tcBorders>
+              <w:top w:val="nil"/>
+            </w:tcBorders>
+            <w:tcMar>
+              <w:top w:w="150" w:type="dxa"/>
+              <w:left w:w="240" w:type="dxa"/>
+              <w:bottom w:w="150" w:type="dxa"/>
+              <w:right w:w="240" w:type="dxa"/>
+            </w:tcMar>
+            <w:vAlign w:val="center"/>
+            <w:hideMark/>
+          </w:tcPr>
+          <w:p>
+            <w:pPr>
+              <w:widowControl/>
+              <w:spacing w:after="0" w:line="375" w:lineRule="atLeast"/>
+              <w:rPr>
+                <w:rFonts w:ascii="Segoe UI" w:eastAsia="宋体" w:hAnsi="Segoe UI" w:cs="Segoe UI"/>
+                <w:kern w:val="0"/>
+                <w:sz w:val="23"/>
+                <w:szCs w:val="23"/>
+                <w14:ligatures w14:val="none"/>
+              </w:rPr>
+            </w:pPr>
+            <w:r>
+              <w:rPr>
+                <w:rFonts w:ascii="Segoe UI" w:eastAsia="宋体" w:hAnsi="Segoe UI" w:cs="Segoe UI"/>
+                <w:kern w:val="0"/>
+                <w:sz w:val="23"/>
+                <w:szCs w:val="23"/>
+                <w14:ligatures w14:val="none"/>
+              </w:rPr>
+              <w:t>下一步</w:t>
+            </w:r>
+          </w:p>
+        </w:tc>
+      </w:tr>
+      <w:tr>
+        <w:tc>
+          <w:tcPr>
+            <w:tcW w:w="0" w:type="auto"/>
+            <w:tcMar>
+              <w:top w:w="150" w:type="dxa"/>
+              <w:left w:w="0" w:type="dxa"/>
+              <w:bottom w:w="150" w:type="dxa"/>
+              <w:right w:w="240" w:type="dxa"/>
+            </w:tcMar>
+            <w:vAlign w:val="center"/>
+            <w:hideMark/>
+          </w:tcPr>
+          <w:p>
+            <w:pPr>
+              <w:widowControl/>
+              <w:spacing w:after="0" w:line="375" w:lineRule="atLeast"/>
+              <w:rPr>
+                <w:rFonts w:ascii="Segoe UI" w:eastAsia="宋体" w:hAnsi="Segoe UI" w:cs="Segoe UI"/>
+                <w:kern w:val="0"/>
+                <w:sz w:val="23"/>
+                <w:szCs w:val="23"/>
+                <w14:ligatures w14:val="none"/>
+              </w:rPr>
+            </w:pPr>
+            <w:r>
+              <w:rPr>
+                <w:rFonts w:ascii="Segoe UI" w:eastAsia="宋体" w:hAnsi="Segoe UI" w:cs="Segoe UI"/>
+                <w:b/>
+                <w:bCs/>
+                <w:kern w:val="0"/>
+                <w:sz w:val="23"/>
+                <w:szCs w:val="23"/>
+                <w14:ligatures w14:val="none"/>
+              </w:rPr>
+              <w:t xml:space="preserve">1. </w:t>
+            </w:r>
+            <w:r>
+              <w:rPr>
+                <w:rFonts w:ascii="Segoe UI" w:eastAsia="宋体" w:hAnsi="Segoe UI" w:cs="Segoe UI"/>
+                <w:b/>
+                <w:bCs/>
+                <w:kern w:val="0"/>
+                <w:sz w:val="23"/>
+                <w:szCs w:val="23"/>
+                <w14:ligatures w14:val="none"/>
+              </w:rPr>
+              <w:t>单智能体原型</w:t>
+            </w:r>
+            <w:r>
+              <w:rPr>
+                <w:rFonts w:ascii="Segoe UI" w:eastAsia="宋体" w:hAnsi="Segoe UI" w:cs="Segoe UI"/>
+                <w:kern w:val="0"/>
+                <w:sz w:val="23"/>
+                <w:szCs w:val="23"/>
+                <w14:ligatures w14:val="none"/>
+              </w:rPr>
+              <w:t> </w:t>
+            </w:r>
+            <w:r>
+              <w:rPr>
+                <w:rFonts w:ascii="Segoe UI Emoji" w:eastAsia="宋体" w:hAnsi="Segoe UI Emoji" w:cs="Segoe UI Emoji"/>
+                <w:kern w:val="0"/>
+                <w:sz w:val="23"/>
+                <w:szCs w:val="23"/>
+                <w14:ligatures w14:val="none"/>
+              </w:rPr>
+              <w:t>✅</w:t>
+            </w:r>
+          </w:p>
+        </w:tc>
+        <w:tc>
+          <w:tcPr>
+            <w:tcW w:w="0" w:type="auto"/>
+            <w:tcMar>
+              <w:top w:w="150" w:type="dxa"/>
+              <w:left w:w="240" w:type="dxa"/>
+              <w:bottom w:w="150" w:type="dxa"/>
+              <w:right w:w="240" w:type="dxa"/>
+            </w:tcMar>
+            <w:vAlign w:val="center"/>
+            <w:hideMark/>
+          </w:tcPr>
+          <w:p>
+            <w:pPr>
+              <w:widowControl/>
+              <w:spacing w:after="0" w:line="375" w:lineRule="atLeast"/>
+              <w:rPr>
+                <w:rFonts w:ascii="Segoe UI" w:eastAsia="宋体" w:hAnsi="Segoe UI" w:cs="Segoe UI"/>
+                <w:kern w:val="0"/>
+                <w:sz w:val="23"/>
+                <w:szCs w:val="23"/>
+                <w14:ligatures w14:val="none"/>
+              </w:rPr>
+            </w:pPr>
+            <w:r>
+              <w:rPr>
+                <w:rFonts w:ascii="Segoe UI" w:eastAsia="宋体" w:hAnsi="Segoe UI" w:cs="Segoe UI"/>
+                <w:kern w:val="0"/>
+                <w:sz w:val="23"/>
+                <w:szCs w:val="23"/>
+                <w14:ligatures w14:val="none"/>
+              </w:rPr>
+              <w:t>你已完成</w:t>
+            </w:r>
+          </w:p>
+        </w:tc>
+        <w:tc>
+          <w:tcPr>
+            <w:tcW w:w="0" w:type="auto"/>
+            <w:tcMar>
+              <w:top w:w="150" w:type="dxa"/>
+              <w:left w:w="240" w:type="dxa"/>
+              <w:bottom w:w="150" w:type="dxa"/>
+              <w:right w:w="0" w:type="dxa"/>
+            </w:tcMar>
+            <w:vAlign w:val="center"/>
+            <w:hideMark/>
+          </w:tcPr>
+          <w:p>
+            <w:pPr>
+              <w:widowControl/>
+              <w:spacing w:after="0" w:line="375" w:lineRule="atLeast"/>
+              <w:rPr>
+                <w:rFonts w:ascii="Segoe UI" w:eastAsia="宋体" w:hAnsi="Segoe UI" w:cs="Segoe UI"/>
+                <w:kern w:val="0"/>
+                <w:sz w:val="23"/>
+                <w:szCs w:val="23"/>
+                <w14:ligatures w14:val="none"/>
+              </w:rPr>
+            </w:pPr>
+            <w:r>
+              <w:rPr>
+                <w:rFonts w:ascii="Segoe UI" w:eastAsia="宋体" w:hAnsi="Segoe UI" w:cs="Segoe UI"/>
+                <w:kern w:val="0"/>
+                <w:sz w:val="23"/>
+                <w:szCs w:val="23"/>
+                <w14:ligatures w14:val="none"/>
+              </w:rPr>
+              <w:t>记忆、</w:t>
+            </w:r>
+            <w:r>
+              <w:rPr>
+                <w:rFonts w:ascii="Segoe UI" w:eastAsia="宋体" w:hAnsi="Segoe UI" w:cs="Segoe UI"/>
+                <w:kern w:val="0"/>
+                <w:sz w:val="23"/>
+                <w:szCs w:val="23"/>
+                <w14:ligatures w14:val="none"/>
+              </w:rPr>
+              <w:t>RAG</w:t>
+            </w:r>
+            <w:r>
+              <w:rPr>
+                <w:rFonts w:ascii="Segoe UI" w:eastAsia="宋体" w:hAnsi="Segoe UI" w:cs="Segoe UI"/>
+                <w:kern w:val="0"/>
+                <w:sz w:val="23"/>
+                <w:szCs w:val="23"/>
+                <w14:ligatures w14:val="none"/>
+              </w:rPr>
+              <w:t>、工具、护栏、云端部署</w:t>
+            </w:r>
+          </w:p>
+        </w:tc>
+      </w:tr>
+      <w:tr>
+        <w:tc>
+          <w:tcPr>
+            <w:tcW w:w="0" w:type="auto"/>
+            <w:tcMar>
+              <w:top w:w="150" w:type="dxa"/>
+              <w:left w:w="0" w:type="dxa"/>
+              <w:bottom w:w="150" w:type="dxa"/>
+              <w:right w:w="240" w:type="dxa"/>
+            </w:tcMar>
+            <w:vAlign w:val="center"/>
+            <w:hideMark/>
+          </w:tcPr>
+          <w:p>
+            <w:pPr>
+              <w:widowControl/>
+              <w:spacing w:after="0" w:line="375" w:lineRule="atLeast"/>
+              <w:rPr>
+                <w:rFonts w:ascii="Segoe UI" w:eastAsia="宋体" w:hAnsi="Segoe UI" w:cs="Segoe UI"/>
+                <w:kern w:val="0"/>
+                <w:sz w:val="23"/>
+                <w:szCs w:val="23"/>
+                <w14:ligatures w14:val="none"/>
+              </w:rPr>
+            </w:pPr>
+            <w:r>
+              <w:rPr>
+                <w:rFonts w:ascii="Segoe UI" w:eastAsia="宋体" w:hAnsi="Segoe UI" w:cs="Segoe UI"/>
+                <w:b/>
+                <w:bCs/>
+                <w:kern w:val="0"/>
+                <w:sz w:val="23"/>
+                <w:szCs w:val="23"/>
+                <w14:ligatures w14:val="none"/>
+              </w:rPr>
+              <w:t xml:space="preserve">2. </w:t>
+            </w:r>
+            <w:r>
+              <w:rPr>
+                <w:rFonts w:ascii="Segoe UI" w:eastAsia="宋体" w:hAnsi="Segoe UI" w:cs="Segoe UI"/>
+                <w:b/>
+                <w:bCs/>
+                <w:kern w:val="0"/>
+                <w:sz w:val="23"/>
+                <w:szCs w:val="23"/>
+                <w14:ligatures w14:val="none"/>
+              </w:rPr>
+              <w:t>多智能体协作</w:t>
+            </w:r>
+            <w:r>
+              <w:rPr>
+                <w:rFonts w:ascii="Segoe UI" w:eastAsia="宋体" w:hAnsi="Segoe UI" w:cs="Segoe UI"/>
+                <w:kern w:val="0"/>
+                <w:sz w:val="23"/>
+                <w:szCs w:val="23"/>
+                <w14:ligatures w14:val="none"/>
+              </w:rPr>
+              <w:t> </w:t>
+            </w:r>
+            <w:r>
+              <w:rPr>
+                <w:rFonts w:ascii="Segoe UI Emoji" w:eastAsia="宋体" w:hAnsi="Segoe UI Emoji" w:cs="Segoe UI Emoji"/>
+                <w:kern w:val="0"/>
+                <w:sz w:val="23"/>
+                <w:szCs w:val="23"/>
+                <w14:ligatures w14:val="none"/>
+              </w:rPr>
+              <w:t>✅</w:t>
+            </w:r>
+          </w:p>
+        </w:tc>
+        <w:tc>
+          <w:tcPr>
+            <w:tcW w:w="0" w:type="auto"/>
+            <w:tcMar>
+              <w:top w:w="150" w:type="dxa"/>
+              <w:left w:w="240" w:type="dxa"/>
+              <w:bottom w:w="150" w:type="dxa"/>
+              <w:right w:w="240" w:type="dxa"/>
+            </w:tcMar>
+            <w:vAlign w:val="center"/>
+            <w:hideMark/>
+          </w:tcPr>
+          <w:p>
+            <w:pPr>
+              <w:widowControl/>
+              <w:spacing w:after="0" w:line="375" w:lineRule="atLeast"/>
+              <w:rPr>
+                <w:rFonts w:ascii="Segoe UI" w:eastAsia="宋体" w:hAnsi="Segoe UI" w:cs="Segoe UI"/>
+                <w:kern w:val="0"/>
+                <w:sz w:val="23"/>
+                <w:szCs w:val="23"/>
+                <w14:ligatures w14:val="none"/>
+              </w:rPr>
+            </w:pPr>
+            <w:r>
+              <w:rPr>
+                <w:rFonts w:ascii="Segoe UI" w:eastAsia="宋体" w:hAnsi="Segoe UI" w:cs="Segoe UI"/>
+                <w:kern w:val="0"/>
+                <w:sz w:val="23"/>
+                <w:szCs w:val="23"/>
+                <w14:ligatures w14:val="none"/>
+              </w:rPr>
+              <w:t>你已完成</w:t>
+            </w:r>
+          </w:p>
+        </w:tc>
+        <w:tc>
+          <w:tcPr>
+            <w:tcW w:w="0" w:type="auto"/>
+            <w:tcMar>
+              <w:top w:w="150" w:type="dxa"/>
+              <w:left w:w="240" w:type="dxa"/>
+              <w:bottom w:w="150" w:type="dxa"/>
+              <w:right w:w="0" w:type="dxa"/>
+            </w:tcMar>
+            <w:vAlign w:val="center"/>
+            <w:hideMark/>
+          </w:tcPr>
+          <w:p>
+            <w:pPr>
+              <w:widowControl/>
+              <w:spacing w:after="0" w:line="375" w:lineRule="atLeast"/>
+              <w:rPr>
+                <w:rFonts w:ascii="Segoe UI" w:eastAsia="宋体" w:hAnsi="Segoe UI" w:cs="Segoe UI"/>
+                <w:kern w:val="0"/>
+                <w:sz w:val="23"/>
+                <w:szCs w:val="23"/>
+                <w14:ligatures w14:val="none"/>
+              </w:rPr>
+            </w:pPr>
+            <w:r>
+              <w:rPr>
+                <w:rFonts w:ascii="Segoe UI" w:eastAsia="宋体" w:hAnsi="Segoe UI" w:cs="Segoe UI"/>
+                <w:kern w:val="0"/>
+                <w:sz w:val="23"/>
+                <w:szCs w:val="23"/>
+                <w14:ligatures w14:val="none"/>
+              </w:rPr>
+              <w:t>不同智能体分管对话、数据分析、外部调用，通过消息队列协同</w:t>
+            </w:r>
+          </w:p>
+        </w:tc>
+      </w:tr>
+      <w:tr>
+        <w:tc>
+          <w:tcPr>
+            <w:tcW w:w="0" w:type="auto"/>
+            <w:tcMar>
+              <w:top w:w="150" w:type="dxa"/>
+              <w:left w:w="0" w:type="dxa"/>
+              <w:bottom w:w="150" w:type="dxa"/>
+              <w:right w:w="240" w:type="dxa"/>
+            </w:tcMar>
+            <w:vAlign w:val="center"/>
+            <w:hideMark/>
+          </w:tcPr>
+          <w:p>
+            <w:pPr>
+              <w:widowControl/>
+              <w:spacing w:after="0" w:line="375" w:lineRule="atLeast"/>
+              <w:rPr>
+                <w:rFonts w:ascii="Segoe UI" w:eastAsia="宋体" w:hAnsi="Segoe UI" w:cs="Segoe UI"/>
+                <w:kern w:val="0"/>
+                <w:sz w:val="23"/>
+                <w:szCs w:val="23"/>
+                <w14:ligatures w14:val="none"/>
+              </w:rPr>
+            </w:pPr>
+            <w:r>
+              <w:rPr>
+                <w:rFonts w:ascii="Segoe UI" w:eastAsia="宋体" w:hAnsi="Segoe UI" w:cs="Segoe UI"/>
+                <w:b/>
+                <w:bCs/>
+                <w:kern w:val="0"/>
+                <w:sz w:val="23"/>
+                <w:szCs w:val="23"/>
+                <w14:ligatures w14:val="none"/>
+              </w:rPr>
+              <w:t xml:space="preserve">3. </w:t>
+            </w:r>
+            <w:r>
+              <w:rPr>
+                <w:rFonts w:ascii="Segoe UI" w:eastAsia="宋体" w:hAnsi="Segoe UI" w:cs="Segoe UI"/>
+                <w:b/>
+                <w:bCs/>
+                <w:kern w:val="0"/>
+                <w:sz w:val="23"/>
+                <w:szCs w:val="23"/>
+                <w14:ligatures w14:val="none"/>
+              </w:rPr>
+              <w:t>数据飞轮闭环</w:t>
+            </w:r>
+            <w:r>
+              <w:rPr>
+                <w:rFonts w:ascii="Segoe UI" w:eastAsia="宋体" w:hAnsi="Segoe UI" w:cs="Segoe UI"/>
+                <w:kern w:val="0"/>
+                <w:sz w:val="23"/>
+                <w:szCs w:val="23"/>
+                <w14:ligatures w14:val="none"/>
+              </w:rPr>
+              <w:t> </w:t>
+            </w:r>
+            <w:r>
+              <w:rPr>
+                <w:rFonts w:ascii="Segoe UI Emoji" w:eastAsia="宋体" w:hAnsi="Segoe UI Emoji" w:cs="Segoe UI Emoji"/>
+                <w:kern w:val="0"/>
+                <w:sz w:val="23"/>
+                <w:szCs w:val="23"/>
+                <w14:ligatures w14:val="none"/>
+              </w:rPr>
+              <w:t>✅</w:t>
+            </w:r>
+          </w:p>
+        </w:tc>
+        <w:tc>
+          <w:tcPr>
+            <w:tcW w:w="0" w:type="auto"/>
+            <w:tcMar>
+              <w:top w:w="150" w:type="dxa"/>
+              <w:left w:w="240" w:type="dxa"/>
+              <w:bottom w:w="150" w:type="dxa"/>
+              <w:right w:w="240" w:type="dxa"/>
+            </w:tcMar>
+            <w:vAlign w:val="center"/>
+            <w:hideMark/>
+          </w:tcPr>
+          <w:p>
+            <w:pPr>
+              <w:widowControl/>
+              <w:spacing w:after="0" w:line="375" w:lineRule="atLeast"/>
+              <w:rPr>
+                <w:rFonts w:ascii="Segoe UI" w:eastAsia="宋体" w:hAnsi="Segoe UI" w:cs="Segoe UI"/>
+                <w:kern w:val="0"/>
+                <w:sz w:val="23"/>
+                <w:szCs w:val="23"/>
+                <w14:ligatures w14:val="none"/>
+              </w:rPr>
+            </w:pPr>
+            <w:r>
+              <w:rPr>
+                <w:rFonts w:ascii="Segoe UI" w:eastAsia="宋体" w:hAnsi="Segoe UI" w:cs="Segoe UI"/>
+                <w:kern w:val="0"/>
+                <w:sz w:val="23"/>
+                <w:szCs w:val="23"/>
+                <w14:ligatures w14:val="none"/>
+              </w:rPr>
+              <w:t>你已完成</w:t>
+            </w:r>
+          </w:p>
+        </w:tc>
+        <w:tc>
+          <w:tcPr>
+            <w:tcW w:w="0" w:type="auto"/>
+            <w:tcMar>
+              <w:top w:w="150" w:type="dxa"/>
+              <w:left w:w="240" w:type="dxa"/>
+              <w:bottom w:w="150" w:type="dxa"/>
+              <w:right w:w="0" w:type="dxa"/>
+            </w:tcMar>
+            <w:vAlign w:val="center"/>
+            <w:hideMark/>
+          </w:tcPr>
+          <w:p>
+            <w:pPr>
+              <w:widowControl/>
+              <w:spacing w:after="0" w:line="375" w:lineRule="atLeast"/>
+              <w:rPr>
+                <w:rFonts w:ascii="Segoe UI" w:eastAsia="宋体" w:hAnsi="Segoe UI" w:cs="Segoe UI"/>
+                <w:kern w:val="0"/>
+                <w:sz w:val="23"/>
+                <w:szCs w:val="23"/>
+                <w14:ligatures w14:val="none"/>
+              </w:rPr>
+            </w:pPr>
+            <w:r>
+              <w:rPr>
+                <w:rFonts w:ascii="Segoe UI" w:eastAsia="宋体" w:hAnsi="Segoe UI" w:cs="Segoe UI"/>
+                <w:kern w:val="0"/>
+                <w:sz w:val="23"/>
+                <w:szCs w:val="23"/>
+                <w14:ligatures w14:val="none"/>
+              </w:rPr>
+              <w:t>用户反馈自动收集</w:t>
+            </w:r>
+            <w:r>
+              <w:rPr>
+                <w:rFonts w:ascii="Segoe UI" w:eastAsia="宋体" w:hAnsi="Segoe UI" w:cs="Segoe UI"/>
+                <w:kern w:val="0"/>
+                <w:sz w:val="23"/>
+                <w:szCs w:val="23"/>
+                <w14:ligatures w14:val="none"/>
+              </w:rPr>
+              <w:t xml:space="preserve"> → </w:t>
+            </w:r>
+            <w:r>
+              <w:rPr>
+                <w:rFonts w:ascii="Segoe UI" w:eastAsia="宋体" w:hAnsi="Segoe UI" w:cs="Segoe UI"/>
+                <w:kern w:val="0"/>
+                <w:sz w:val="23"/>
+                <w:szCs w:val="23"/>
+                <w14:ligatures w14:val="none"/>
+              </w:rPr>
+              <w:t>标注</w:t>
+            </w:r>
+            <w:r>
+              <w:rPr>
+                <w:rFonts w:ascii="Segoe UI" w:eastAsia="宋体" w:hAnsi="Segoe UI" w:cs="Segoe UI"/>
+                <w:kern w:val="0"/>
+                <w:sz w:val="23"/>
+                <w:szCs w:val="23"/>
+                <w14:ligatures w14:val="none"/>
+              </w:rPr>
+              <w:t xml:space="preserve"> → </w:t>
+            </w:r>
+            <w:r>
+              <w:rPr>
+                <w:rFonts w:ascii="Segoe UI" w:eastAsia="宋体" w:hAnsi="Segoe UI" w:cs="Segoe UI"/>
+                <w:kern w:val="0"/>
+                <w:sz w:val="23"/>
+                <w:szCs w:val="23"/>
+                <w14:ligatures w14:val="none"/>
+              </w:rPr>
+              <w:t>微调模型</w:t>
+            </w:r>
+            <w:r>
+              <w:rPr>
+                <w:rFonts w:ascii="Segoe UI" w:eastAsia="宋体" w:hAnsi="Segoe UI" w:cs="Segoe UI"/>
+                <w:kern w:val="0"/>
+                <w:sz w:val="23"/>
+                <w:szCs w:val="23"/>
+                <w14:ligatures w14:val="none"/>
+              </w:rPr>
+              <w:t xml:space="preserve"> → </w:t>
+            </w:r>
+            <w:r>
+              <w:rPr>
+                <w:rFonts w:ascii="Segoe UI" w:eastAsia="宋体" w:hAnsi="Segoe UI" w:cs="Segoe UI"/>
+                <w:kern w:val="0"/>
+                <w:sz w:val="23"/>
+                <w:szCs w:val="23"/>
+                <w14:ligatures w14:val="none"/>
+              </w:rPr>
+              <w:t>持续部署</w:t>
+            </w:r>
+          </w:p>
+        </w:tc>
+      </w:tr>
+      <w:tr>
+        <w:tc>
+          <w:tcPr>
+            <w:tcW w:w="0" w:type="auto"/>
+            <w:tcMar>
+              <w:top w:w="150" w:type="dxa"/>
+              <w:left w:w="0" w:type="dxa"/>
+              <w:bottom w:w="150" w:type="dxa"/>
+              <w:right w:w="240" w:type="dxa"/>
+            </w:tcMar>
+            <w:vAlign w:val="center"/>
+            <w:hideMark/>
+          </w:tcPr>
+          <w:p>
+            <w:pPr>
+              <w:widowControl/>
+              <w:spacing w:after="0" w:line="375" w:lineRule="atLeast"/>
+              <w:rPr>
+                <w:rFonts w:ascii="Segoe UI" w:eastAsia="宋体" w:hAnsi="Segoe UI" w:cs="Segoe UI"/>
+                <w:kern w:val="0"/>
+                <w:sz w:val="23"/>
+                <w:szCs w:val="23"/>
+                <w14:ligatures w14:val="none"/>
+              </w:rPr>
+            </w:pPr>
+            <w:r>
+              <w:rPr>
+                <w:rFonts w:ascii="Segoe UI" w:eastAsia="宋体" w:hAnsi="Segoe UI" w:cs="Segoe UI"/>
+                <w:b/>
+                <w:bCs/>
+                <w:kern w:val="0"/>
+                <w:sz w:val="23"/>
+                <w:szCs w:val="23"/>
+                <w14:ligatures w14:val="none"/>
+              </w:rPr>
+              <w:t xml:space="preserve">4. </w:t>
+            </w:r>
+            <w:r>
+              <w:rPr>
+                <w:rFonts w:ascii="Segoe UI" w:eastAsia="宋体" w:hAnsi="Segoe UI" w:cs="Segoe UI"/>
+                <w:b/>
+                <w:bCs/>
+                <w:kern w:val="0"/>
+                <w:sz w:val="23"/>
+                <w:szCs w:val="23"/>
+                <w14:ligatures w14:val="none"/>
+              </w:rPr>
+              <w:t>企业级平台化</w:t>
+            </w:r>
+            <w:r>
+              <w:rPr>
+                <w:rFonts w:ascii="Segoe UI" w:eastAsia="宋体" w:hAnsi="Segoe UI" w:cs="Segoe UI"/>
+                <w:kern w:val="0"/>
+                <w:sz w:val="23"/>
+                <w:szCs w:val="23"/>
+                <w14:ligatures w14:val="none"/>
+              </w:rPr>
+              <w:t> </w:t>
+            </w:r>
+            <w:r>
+              <w:rPr>
+                <w:rFonts w:ascii="Segoe UI Emoji" w:eastAsia="宋体" w:hAnsi="Segoe UI Emoji" w:cs="Segoe UI Emoji"/>
+                <w:kern w:val="0"/>
+                <w:sz w:val="23"/>
+                <w:szCs w:val="23"/>
+                <w14:ligatures w14:val="none"/>
+              </w:rPr>
+              <w:t>✅</w:t>
+            </w:r>
+          </w:p>
+        </w:tc>
+        <w:tc>
+          <w:tcPr>
+            <w:tcW w:w="0" w:type="auto"/>
+            <w:tcMar>
+              <w:top w:w="150" w:type="dxa"/>
+              <w:left w:w="240" w:type="dxa"/>
+              <w:bottom w:w="150" w:type="dxa"/>
+              <w:right w:w="240" w:type="dxa"/>
+            </w:tcMar>
+            <w:vAlign w:val="center"/>
+            <w:hideMark/>
+          </w:tcPr>
+          <w:p>
+            <w:pPr>
+              <w:widowControl/>
+              <w:spacing w:after="0" w:line="375" w:lineRule="atLeast"/>
+              <w:rPr>
+                <w:rFonts w:ascii="Segoe UI" w:eastAsia="宋体" w:hAnsi="Segoe UI" w:cs="Segoe UI"/>
+                <w:kern w:val="0"/>
+                <w:sz w:val="23"/>
+                <w:szCs w:val="23"/>
+                <w14:ligatures w14:val="none"/>
+              </w:rPr>
+            </w:pPr>
+            <w:r>
+              <w:rPr>
+                <w:rFonts w:ascii="Segoe UI" w:eastAsia="宋体" w:hAnsi="Segoe UI" w:cs="Segoe UI"/>
+                <w:kern w:val="0"/>
+                <w:sz w:val="23"/>
+                <w:szCs w:val="23"/>
+                <w14:ligatures w14:val="none"/>
+              </w:rPr>
+              <w:t>你已完成</w:t>
+            </w:r>
+          </w:p>
+        </w:tc>
+        <w:tc>
+          <w:tcPr>
+            <w:tcW w:w="0" w:type="auto"/>
+            <w:tcMar>
+              <w:top w:w="150" w:type="dxa"/>
+              <w:left w:w="240" w:type="dxa"/>
+              <w:bottom w:w="150" w:type="dxa"/>
+              <w:right w:w="0" w:type="dxa"/>
+            </w:tcMar>
+            <w:vAlign w:val="center"/>
+            <w:hideMark/>
+          </w:tcPr>
+          <w:p>
+            <w:pPr>
+              <w:widowControl/>
+              <w:spacing w:after="0" w:line="375" w:lineRule="atLeast"/>
+              <w:rPr>
+                <w:rFonts w:ascii="Segoe UI" w:eastAsia="宋体" w:hAnsi="Segoe UI" w:cs="Segoe UI"/>
+                <w:kern w:val="0"/>
+                <w:sz w:val="23"/>
+                <w:szCs w:val="23"/>
+                <w14:ligatures w14:val="none"/>
+              </w:rPr>
+            </w:pPr>
+            <w:r>
+              <w:rPr>
+                <w:rFonts w:ascii="Segoe UI" w:eastAsia="宋体" w:hAnsi="Segoe UI" w:cs="Segoe UI"/>
+                <w:kern w:val="0"/>
+                <w:sz w:val="23"/>
+                <w:szCs w:val="23"/>
+                <w14:ligatures w14:val="none"/>
+              </w:rPr>
+              <w:t>权限管理、多租户、低代码工作流、监控告警</w:t>
+            </w:r>
+          </w:p>
+        </w:tc>
+      </w:tr>
+      <w:tr>
+        <w:tc>
+          <w:tcPr>
+            <w:tcW w:w="0" w:type="auto"/>
+            <w:tcMar>
+              <w:top w:w="150" w:type="dxa"/>
+              <w:left w:w="0" w:type="dxa"/>
+              <w:bottom w:w="150" w:type="dxa"/>
+              <w:right w:w="240" w:type="dxa"/>
+            </w:tcMar>
+            <w:vAlign w:val="center"/>
+            <w:hideMark/>
+          </w:tcPr>
+          <w:p>
+            <w:pPr>
+              <w:widowControl/>
+              <w:spacing w:after="0" w:line="375" w:lineRule="atLeast"/>
+              <w:rPr>
+                <w:rFonts w:ascii="Segoe UI" w:eastAsia="宋体" w:hAnsi="Segoe UI" w:cs="Segoe UI"/>
+                <w:kern w:val="0"/>
+                <w:sz w:val="23"/>
+                <w:szCs w:val="23"/>
+                <w14:ligatures w14:val="none"/>
+              </w:rPr>
+            </w:pPr>
+            <w:r>
+              <w:rPr>
+                <w:rFonts w:ascii="Segoe UI" w:eastAsia="宋体" w:hAnsi="Segoe UI" w:cs="Segoe UI"/>
+                <w:b/>
+                <w:bCs/>
+                <w:kern w:val="0"/>
+                <w:sz w:val="23"/>
+                <w:szCs w:val="23"/>
+                <w14:ligatures w14:val="none"/>
+              </w:rPr>
+              <w:t xml:space="preserve">5. </w:t>
+            </w:r>
+            <w:r>
+              <w:rPr>
+                <w:rFonts w:ascii="Segoe UI" w:eastAsia="宋体" w:hAnsi="Segoe UI" w:cs="Segoe UI"/>
+                <w:b/>
+                <w:bCs/>
+                <w:kern w:val="0"/>
+                <w:sz w:val="23"/>
+                <w:szCs w:val="23"/>
+                <w14:ligatures w14:val="none"/>
+              </w:rPr>
+              <w:t>行业解决方案</w:t>
+            </w:r>
+            <w:r>
+              <w:rPr>
+                <w:rFonts w:ascii="Segoe UI" w:eastAsia="宋体" w:hAnsi="Segoe UI" w:cs="Segoe UI"/>
+                <w:kern w:val="0"/>
+                <w:sz w:val="23"/>
+                <w:szCs w:val="23"/>
+                <w14:ligatures w14:val="none"/>
+              </w:rPr>
+              <w:t> </w:t>
+            </w:r>
+            <w:r>
+              <w:rPr>
+                <w:rFonts w:ascii="Segoe UI Emoji" w:eastAsia="宋体" w:hAnsi="Segoe UI Emoji" w:cs="Segoe UI Emoji"/>
+                <w:kern w:val="0"/>
+                <w:sz w:val="23"/>
+                <w:szCs w:val="23"/>
+                <w14:ligatures w14:val="none"/>
+              </w:rPr>
+              <w:t>🔲</w:t>
+            </w:r>
+          </w:p>
+        </w:tc>
+        <w:tc>
+          <w:tcPr>
+            <w:tcW w:w="0" w:type="auto"/>
+            <w:tcMar>
+              <w:top w:w="150" w:type="dxa"/>
+              <w:left w:w="240" w:type="dxa"/>
+              <w:bottom w:w="150" w:type="dxa"/>
+              <w:right w:w="240" w:type="dxa"/>
+            </w:tcMar>
+            <w:vAlign w:val="center"/>
+            <w:hideMark/>
+          </w:tcPr>
+          <w:p>
+            <w:pPr>
+              <w:widowControl/>
+              <w:spacing w:after="0" w:line="375" w:lineRule="atLeast"/>
+              <w:rPr>
+                <w:rFonts w:ascii="Segoe UI" w:eastAsia="宋体" w:hAnsi="Segoe UI" w:cs="Segoe UI"/>
+                <w:kern w:val="0"/>
+                <w:sz w:val="23"/>
+                <w:szCs w:val="23"/>
+                <w14:ligatures w14:val="none"/>
+              </w:rPr>
+            </w:pPr>
+            <w:r>
+              <w:rPr>
+                <w:rFonts w:ascii="Segoe UI" w:eastAsia="宋体" w:hAnsi="Segoe UI" w:cs="Segoe UI"/>
+                <w:kern w:val="0"/>
+                <w:sz w:val="23"/>
+                <w:szCs w:val="23"/>
+                <w14:ligatures w14:val="none"/>
+              </w:rPr>
+              <w:t>尚未开始</w:t>
+            </w:r>
+          </w:p>
+        </w:tc>
+        <w:tc>
+          <w:tcPr>
+            <w:tcW w:w="0" w:type="auto"/>
+            <w:tcMar>
+              <w:top w:w="150" w:type="dxa"/>
+              <w:left w:w="240" w:type="dxa"/>
+              <w:bottom w:w="150" w:type="dxa"/>
+              <w:right w:w="0" w:type="dxa"/>
+            </w:tcMar>
+            <w:vAlign w:val="center"/>
+            <w:hideMark/>
+          </w:tcPr>
+          <w:p>
+            <w:pPr>
+              <w:widowControl/>
+              <w:spacing w:after="0" w:line="375" w:lineRule="atLeast"/>
+              <w:rPr>
+                <w:rFonts w:ascii="Segoe UI" w:eastAsia="宋体" w:hAnsi="Segoe UI" w:cs="Segoe UI"/>
+                <w:kern w:val="0"/>
+                <w:sz w:val="23"/>
+                <w:szCs w:val="23"/>
+                <w14:ligatures w14:val="none"/>
+              </w:rPr>
+            </w:pPr>
+            <w:r>
+              <w:rPr>
+                <w:rFonts w:ascii="Segoe UI" w:eastAsia="宋体" w:hAnsi="Segoe UI" w:cs="Segoe UI"/>
+                <w:kern w:val="0"/>
+                <w:sz w:val="23"/>
+                <w:szCs w:val="23"/>
+                <w14:ligatures w14:val="none"/>
+              </w:rPr>
+              <w:t>针对客服、营销、研发等场景封装标准化</w:t>
+            </w:r>
+            <w:r>
+              <w:rPr>
+                <w:rFonts w:ascii="Segoe UI" w:eastAsia="宋体" w:hAnsi="Segoe UI" w:cs="Segoe UI"/>
+                <w:kern w:val="0"/>
+                <w:sz w:val="23"/>
+                <w:szCs w:val="23"/>
+                <w14:ligatures w14:val="none"/>
+              </w:rPr>
+              <w:t xml:space="preserve"> AI </w:t>
+            </w:r>
+            <w:r>
+              <w:rPr>
+                <w:rFonts w:ascii="Segoe UI" w:eastAsia="宋体" w:hAnsi="Segoe UI" w:cs="Segoe UI"/>
+                <w:kern w:val="0"/>
+                <w:sz w:val="23"/>
+                <w:szCs w:val="23"/>
+                <w14:ligatures w14:val="none"/>
+              </w:rPr>
+              <w:t>服务</w:t>
+            </w:r>
+          </w:p>
+        </w:tc>
+      </w:tr>
+    </w:tbl>
+    <w:p>
+      <w:pPr>
+        <w:widowControl/>
+        <w:shd w:val="clear" w:color="auto" w:fill="FFFFFF"/>
+        <w:spacing w:after="0" w:line="240" w:lineRule="auto"/>
+        <w:rPr>
+          <w:rFonts w:ascii="Segoe UI" w:hAnsi="Segoe UI" w:cs="Segoe UI"/>
+          <w:color w:val="0F1115"/>
+          <w:shd w:val="clear" w:color="auto" w:fill="EDF3FE"/>
+        </w:rPr>
+      </w:pPr>
+    </w:p>
+    <w:p>
+      <w:pPr>
+        <w:rPr>
+          <w:rFonts w:hint="eastAsia"/>
+        </w:rPr>
+      </w:pPr>
+      <w:r>
+        <w:t>针对多文件上传，既有对刚上传文件的提问，又有对前面已上传多个文件的随机提问，想听听你有什么更好的建议或解决方案？</w:t>
+      </w:r>
+    </w:p>
+    <w:p>
+      <w:pPr>
+        <w:rPr>
+          <w:rFonts w:hint="eastAsia"/>
+        </w:rPr>
+      </w:pPr>
+    </w:p>
+    <w:p>
+      <w:pPr>
+        <w:widowControl/>
+        <w:shd w:val="clear" w:color="auto" w:fill="FFFFFF"/>
+        <w:spacing w:before="480" w:after="240" w:line="480" w:lineRule="atLeast"/>
+        <w:outlineLvl w:val="1"/>
+        <w:rPr>
+          <w:rFonts w:ascii="Segoe UI" w:eastAsia="宋体" w:hAnsi="Segoe UI" w:cs="Segoe UI"/>
+          <w:b/>
+          <w:bCs/>
+          <w:color w:val="0F1115"/>
+          <w:kern w:val="0"/>
+          <w:sz w:val="33"/>
+          <w:szCs w:val="33"/>
+          <w14:ligatures w14:val="none"/>
+        </w:rPr>
+      </w:pPr>
+      <w:r>
+        <w:rPr>
+          <w:rFonts w:ascii="Segoe UI" w:eastAsia="宋体" w:hAnsi="Segoe UI" w:cs="Segoe UI"/>
+          <w:b/>
+          <w:bCs/>
+          <w:color w:val="0F1115"/>
+          <w:kern w:val="0"/>
+          <w:sz w:val="33"/>
+          <w:szCs w:val="33"/>
+          <w14:ligatures w14:val="none"/>
+        </w:rPr>
+        <w:t>三、测试</w:t>
+      </w:r>
+    </w:p>
+    <w:p>
+      <w:pPr>
+        <w:widowControl/>
+        <w:numPr>
+          <w:ilvl w:val="0"/>
+          <w:numId w:val="3"/>
+        </w:numPr>
+        <w:shd w:val="clear" w:color="auto" w:fill="FFFFFF"/>
+        <w:spacing w:after="0" w:line="240" w:lineRule="auto"/>
+        <w:rPr>
+          <w:rFonts w:ascii="Segoe UI" w:eastAsia="宋体" w:hAnsi="Segoe UI" w:cs="Segoe UI"/>
+          <w:color w:val="0F1115"/>
+          <w:kern w:val="0"/>
+          <w:sz w:val="24"/>
+          <w14:ligatures w14:val="none"/>
+        </w:rPr>
+      </w:pPr>
+      <w:r>
+        <w:rPr>
+          <w:rFonts w:ascii="Segoe UI" w:eastAsia="宋体" w:hAnsi="Segoe UI" w:cs="Segoe UI"/>
+          <w:color w:val="0F1115"/>
+          <w:kern w:val="0"/>
+          <w:sz w:val="24"/>
+          <w14:ligatures w14:val="none"/>
+        </w:rPr>
+        <w:t>部署后，以</w:t>
+      </w:r>
+      <w:r>
+        <w:rPr>
+          <w:rFonts w:ascii="Segoe UI" w:eastAsia="宋体" w:hAnsi="Segoe UI" w:cs="Segoe UI"/>
+          <w:color w:val="0F1115"/>
+          <w:kern w:val="0"/>
+          <w:sz w:val="24"/>
+          <w14:ligatures w14:val="none"/>
+        </w:rPr>
+        <w:t> </w:t>
+      </w:r>
+      <w:r>
+        <w:rPr>
+          <w:rFonts w:ascii="Consolas" w:eastAsia="宋体" w:hAnsi="Consolas" w:cs="宋体"/>
+          <w:color w:val="0F1115"/>
+          <w:kern w:val="0"/>
+          <w:sz w:val="21"/>
+          <w:szCs w:val="21"/>
+          <w:shd w:val="clear" w:color="auto" w:fill="EBEEF2"/>
+          <w14:ligatures w14:val="none"/>
+        </w:rPr>
+        <w:t>carol</w:t>
+      </w:r>
+      <w:r>
+        <w:rPr>
+          <w:rFonts w:ascii="Segoe UI" w:eastAsia="宋体" w:hAnsi="Segoe UI" w:cs="Segoe UI"/>
+          <w:color w:val="0F1115"/>
+          <w:kern w:val="0"/>
+          <w:sz w:val="24"/>
+          <w14:ligatures w14:val="none"/>
+        </w:rPr>
+        <w:t>（</w:t>
+      </w:r>
+      <w:r>
+        <w:rPr>
+          <w:rFonts w:ascii="Segoe UI" w:eastAsia="宋体" w:hAnsi="Segoe UI" w:cs="Segoe UI"/>
+          <w:color w:val="0F1115"/>
+          <w:kern w:val="0"/>
+          <w:sz w:val="24"/>
+          <w14:ligatures w14:val="none"/>
+        </w:rPr>
+        <w:t>admin</w:t>
+      </w:r>
+      <w:r>
+        <w:rPr>
+          <w:rFonts w:ascii="Segoe UI" w:eastAsia="宋体" w:hAnsi="Segoe UI" w:cs="Segoe UI"/>
+          <w:color w:val="0F1115"/>
+          <w:kern w:val="0"/>
+          <w:sz w:val="24"/>
+          <w14:ligatures w14:val="none"/>
+        </w:rPr>
+        <w:t>）登录，进入</w:t>
+      </w:r>
+      <w:r>
+        <w:rPr>
+          <w:rFonts w:ascii="Segoe UI" w:eastAsia="宋体" w:hAnsi="Segoe UI" w:cs="Segoe UI"/>
+          <w:color w:val="0F1115"/>
+          <w:kern w:val="0"/>
+          <w:sz w:val="24"/>
+          <w14:ligatures w14:val="none"/>
+        </w:rPr>
+        <w:t>“</w:t>
+      </w:r>
+      <w:r>
+        <w:rPr>
+          <w:rFonts w:ascii="Segoe UI" w:eastAsia="宋体" w:hAnsi="Segoe UI" w:cs="Segoe UI"/>
+          <w:color w:val="0F1115"/>
+          <w:kern w:val="0"/>
+          <w:sz w:val="24"/>
+          <w14:ligatures w14:val="none"/>
+        </w:rPr>
+        <w:t>工作流管理</w:t>
+      </w:r>
+      <w:r>
+        <w:rPr>
+          <w:rFonts w:ascii="Segoe UI" w:eastAsia="宋体" w:hAnsi="Segoe UI" w:cs="Segoe UI"/>
+          <w:color w:val="0F1115"/>
+          <w:kern w:val="0"/>
+          <w:sz w:val="24"/>
+          <w14:ligatures w14:val="none"/>
+        </w:rPr>
+        <w:t>” Tab</w:t>
+      </w:r>
+      <w:r>
+        <w:rPr>
+          <w:rFonts w:ascii="Segoe UI" w:eastAsia="宋体" w:hAnsi="Segoe UI" w:cs="Segoe UI"/>
+          <w:color w:val="0F1115"/>
+          <w:kern w:val="0"/>
+          <w:sz w:val="24"/>
+          <w14:ligatures w14:val="none"/>
+        </w:rPr>
+        <w:t>。</w:t>
+      </w:r>
+    </w:p>
+    <w:p>
+      <w:pPr>
+        <w:widowControl/>
+        <w:numPr>
+          <w:ilvl w:val="0"/>
+          <w:numId w:val="3"/>
+        </w:numPr>
+        <w:shd w:val="clear" w:color="auto" w:fill="FFFFFF"/>
+        <w:spacing w:after="0" w:line="240" w:lineRule="auto"/>
+        <w:rPr>
+          <w:rFonts w:ascii="Segoe UI" w:eastAsia="宋体" w:hAnsi="Segoe UI" w:cs="Segoe UI"/>
+          <w:color w:val="0F1115"/>
+          <w:kern w:val="0"/>
+          <w:sz w:val="24"/>
+          <w14:ligatures w14:val="none"/>
+        </w:rPr>
+      </w:pPr>
+      <w:r>
+        <w:rPr>
+          <w:rFonts w:ascii="Segoe UI" w:eastAsia="宋体" w:hAnsi="Segoe UI" w:cs="Segoe UI"/>
+          <w:color w:val="0F1115"/>
+          <w:kern w:val="0"/>
+          <w:sz w:val="24"/>
+          <w14:ligatures w14:val="none"/>
+        </w:rPr>
+        <w:t>创建一个简单工作流：名称</w:t>
+      </w:r>
+      <w:r>
+        <w:rPr>
+          <w:rFonts w:ascii="Segoe UI" w:eastAsia="宋体" w:hAnsi="Segoe UI" w:cs="Segoe UI"/>
+          <w:color w:val="0F1115"/>
+          <w:kern w:val="0"/>
+          <w:sz w:val="24"/>
+          <w14:ligatures w14:val="none"/>
+        </w:rPr>
+        <w:t> </w:t>
+      </w:r>
+      <w:proofErr w:type="spellStart"/>
+      <w:r>
+        <w:rPr>
+          <w:rFonts w:ascii="Consolas" w:eastAsia="宋体" w:hAnsi="Consolas" w:cs="宋体"/>
+          <w:color w:val="0F1115"/>
+          <w:kern w:val="0"/>
+          <w:sz w:val="21"/>
+          <w:szCs w:val="21"/>
+          <w:shd w:val="clear" w:color="auto" w:fill="EBEEF2"/>
+          <w14:ligatures w14:val="none"/>
+        </w:rPr>
+        <w:t>test_flow</w:t>
+      </w:r>
+      <w:proofErr w:type="spellEnd"/>
+      <w:r>
+        <w:rPr>
+          <w:rFonts w:ascii="Segoe UI" w:eastAsia="宋体" w:hAnsi="Segoe UI" w:cs="Segoe UI"/>
+          <w:color w:val="0F1115"/>
+          <w:kern w:val="0"/>
+          <w:sz w:val="24"/>
+          <w14:ligatures w14:val="none"/>
+        </w:rPr>
+        <w:t>，步骤</w:t>
+      </w:r>
+      <w:r>
+        <w:rPr>
+          <w:rFonts w:ascii="Segoe UI" w:eastAsia="宋体" w:hAnsi="Segoe UI" w:cs="Segoe UI"/>
+          <w:color w:val="0F1115"/>
+          <w:kern w:val="0"/>
+          <w:sz w:val="24"/>
+          <w14:ligatures w14:val="none"/>
+        </w:rPr>
+        <w:t> </w:t>
+      </w:r>
+      <w:r>
+        <w:rPr>
+          <w:rFonts w:ascii="Consolas" w:eastAsia="宋体" w:hAnsi="Consolas" w:cs="宋体"/>
+          <w:color w:val="0F1115"/>
+          <w:kern w:val="0"/>
+          <w:sz w:val="21"/>
+          <w:szCs w:val="21"/>
+          <w:shd w:val="clear" w:color="auto" w:fill="EBEEF2"/>
+          <w14:ligatures w14:val="none"/>
+        </w:rPr>
+        <w:t>[{"tool": "</w:t>
+      </w:r>
+      <w:proofErr w:type="spellStart"/>
+      <w:r>
+        <w:rPr>
+          <w:rFonts w:ascii="Consolas" w:eastAsia="宋体" w:hAnsi="Consolas" w:cs="宋体"/>
+          <w:color w:val="0F1115"/>
+          <w:kern w:val="0"/>
+          <w:sz w:val="21"/>
+          <w:szCs w:val="21"/>
+          <w:shd w:val="clear" w:color="auto" w:fill="EBEEF2"/>
+          <w14:ligatures w14:val="none"/>
+        </w:rPr>
+        <w:t>get_current_time</w:t>
+      </w:r>
+      <w:proofErr w:type="spellEnd"/>
+      <w:r>
+        <w:rPr>
+          <w:rFonts w:ascii="Consolas" w:eastAsia="宋体" w:hAnsi="Consolas" w:cs="宋体"/>
+          <w:color w:val="0F1115"/>
+          <w:kern w:val="0"/>
+          <w:sz w:val="21"/>
+          <w:szCs w:val="21"/>
+          <w:shd w:val="clear" w:color="auto" w:fill="EBEEF2"/>
+          <w14:ligatures w14:val="none"/>
+        </w:rPr>
+        <w:t>", "arguments": {}}]</w:t>
+      </w:r>
+      <w:r>
+        <w:rPr>
+          <w:rFonts w:ascii="Segoe UI" w:eastAsia="宋体" w:hAnsi="Segoe UI" w:cs="Segoe UI"/>
+          <w:color w:val="0F1115"/>
+          <w:kern w:val="0"/>
+          <w:sz w:val="24"/>
+          <w14:ligatures w14:val="none"/>
+        </w:rPr>
+        <w:t>。</w:t>
+      </w:r>
+    </w:p>
+    <w:p>
+      <w:pPr>
+        <w:widowControl/>
+        <w:numPr>
+          <w:ilvl w:val="0"/>
+          <w:numId w:val="3"/>
+        </w:numPr>
+        <w:shd w:val="clear" w:color="auto" w:fill="FFFFFF"/>
+        <w:spacing w:after="0" w:line="240" w:lineRule="auto"/>
+        <w:rPr>
+          <w:rFonts w:ascii="Segoe UI" w:eastAsia="宋体" w:hAnsi="Segoe UI" w:cs="Segoe UI"/>
+          <w:color w:val="0F1115"/>
+          <w:kern w:val="0"/>
+          <w:sz w:val="24"/>
+          <w14:ligatures w14:val="none"/>
+        </w:rPr>
+      </w:pPr>
+      <w:r>
+        <w:rPr>
+          <w:rFonts w:ascii="Segoe UI" w:eastAsia="宋体" w:hAnsi="Segoe UI" w:cs="Segoe UI"/>
+          <w:color w:val="0F1115"/>
+          <w:kern w:val="0"/>
+          <w:sz w:val="24"/>
+          <w14:ligatures w14:val="none"/>
+        </w:rPr>
+        <w:t>在聊天中输入</w:t>
+      </w:r>
+      <w:r>
+        <w:rPr>
+          <w:rFonts w:ascii="Segoe UI" w:eastAsia="宋体" w:hAnsi="Segoe UI" w:cs="Segoe UI"/>
+          <w:color w:val="0F1115"/>
+          <w:kern w:val="0"/>
+          <w:sz w:val="24"/>
+          <w14:ligatures w14:val="none"/>
+        </w:rPr>
+        <w:t>“</w:t>
+      </w:r>
+      <w:r>
+        <w:rPr>
+          <w:rFonts w:ascii="Segoe UI" w:eastAsia="宋体" w:hAnsi="Segoe UI" w:cs="Segoe UI"/>
+          <w:color w:val="0F1115"/>
+          <w:kern w:val="0"/>
+          <w:sz w:val="24"/>
+          <w14:ligatures w14:val="none"/>
+        </w:rPr>
+        <w:t>执行工作流</w:t>
+      </w:r>
+      <w:r>
+        <w:rPr>
+          <w:rFonts w:ascii="Segoe UI" w:eastAsia="宋体" w:hAnsi="Segoe UI" w:cs="Segoe UI"/>
+          <w:color w:val="0F1115"/>
+          <w:kern w:val="0"/>
+          <w:sz w:val="24"/>
+          <w14:ligatures w14:val="none"/>
+        </w:rPr>
+        <w:t xml:space="preserve"> </w:t>
+      </w:r>
+      <w:proofErr w:type="spellStart"/>
+      <w:r>
+        <w:rPr>
+          <w:rFonts w:ascii="Segoe UI" w:eastAsia="宋体" w:hAnsi="Segoe UI" w:cs="Segoe UI"/>
+          <w:color w:val="0F1115"/>
+          <w:kern w:val="0"/>
+          <w:sz w:val="24"/>
+          <w14:ligatures w14:val="none"/>
+        </w:rPr>
+        <w:t>test_flow</w:t>
+      </w:r>
+      <w:proofErr w:type="spellEnd"/>
+      <w:r>
+        <w:rPr>
+          <w:rFonts w:ascii="Segoe UI" w:eastAsia="宋体" w:hAnsi="Segoe UI" w:cs="Segoe UI"/>
+          <w:color w:val="0F1115"/>
+          <w:kern w:val="0"/>
+          <w:sz w:val="24"/>
+          <w14:ligatures w14:val="none"/>
+        </w:rPr>
+        <w:t>”</w:t>
+      </w:r>
+      <w:r>
+        <w:rPr>
+          <w:rFonts w:ascii="Segoe UI" w:eastAsia="宋体" w:hAnsi="Segoe UI" w:cs="Segoe UI"/>
+          <w:color w:val="0F1115"/>
+          <w:kern w:val="0"/>
+          <w:sz w:val="24"/>
+          <w14:ligatures w14:val="none"/>
+        </w:rPr>
+        <w:t>，应返回当前时间。</w:t>
+      </w:r>
+    </w:p>
+    <w:p>
+      <w:pPr>
+        <w:widowControl/>
+        <w:numPr>
+          <w:ilvl w:val="0"/>
+          <w:numId w:val="3"/>
+        </w:numPr>
+        <w:shd w:val="clear" w:color="auto" w:fill="FFFFFF"/>
+        <w:spacing w:after="0" w:line="240" w:lineRule="auto"/>
+        <w:rPr>
+          <w:rFonts w:ascii="Segoe UI" w:eastAsia="宋体" w:hAnsi="Segoe UI" w:cs="Segoe UI"/>
+          <w:color w:val="0F1115"/>
+          <w:kern w:val="0"/>
+          <w:sz w:val="24"/>
+          <w14:ligatures w14:val="none"/>
+        </w:rPr>
+      </w:pPr>
+      <w:r>
+        <w:rPr>
+          <w:rFonts w:ascii="Segoe UI" w:eastAsia="宋体" w:hAnsi="Segoe UI" w:cs="Segoe UI"/>
+          <w:color w:val="0F1115"/>
+          <w:kern w:val="0"/>
+          <w:sz w:val="24"/>
+          <w14:ligatures w14:val="none"/>
+        </w:rPr>
+        <w:lastRenderedPageBreak/>
+        <w:t>以</w:t>
+      </w:r>
+      <w:r>
+        <w:rPr>
+          <w:rFonts w:ascii="Segoe UI" w:eastAsia="宋体" w:hAnsi="Segoe UI" w:cs="Segoe UI"/>
+          <w:color w:val="0F1115"/>
+          <w:kern w:val="0"/>
+          <w:sz w:val="24"/>
+          <w14:ligatures w14:val="none"/>
+        </w:rPr>
+        <w:t xml:space="preserve"> </w:t>
+      </w:r>
+      <w:proofErr w:type="spellStart"/>
+      <w:r>
+        <w:rPr>
+          <w:rFonts w:ascii="Segoe UI" w:eastAsia="宋体" w:hAnsi="Segoe UI" w:cs="Segoe UI"/>
+          <w:color w:val="0F1115"/>
+          <w:kern w:val="0"/>
+          <w:sz w:val="24"/>
+          <w14:ligatures w14:val="none"/>
+        </w:rPr>
+        <w:t>alice</w:t>
+      </w:r>
+      <w:proofErr w:type="spellEnd"/>
+      <w:r>
+        <w:rPr>
+          <w:rFonts w:ascii="Segoe UI" w:eastAsia="宋体" w:hAnsi="Segoe UI" w:cs="Segoe UI"/>
+          <w:color w:val="0F1115"/>
+          <w:kern w:val="0"/>
+          <w:sz w:val="24"/>
+          <w14:ligatures w14:val="none"/>
+        </w:rPr>
+        <w:t xml:space="preserve"> </w:t>
+      </w:r>
+      <w:r>
+        <w:rPr>
+          <w:rFonts w:ascii="Segoe UI" w:eastAsia="宋体" w:hAnsi="Segoe UI" w:cs="Segoe UI"/>
+          <w:color w:val="0F1115"/>
+          <w:kern w:val="0"/>
+          <w:sz w:val="24"/>
+          <w14:ligatures w14:val="none"/>
+        </w:rPr>
+        <w:t>或</w:t>
+      </w:r>
+      <w:r>
+        <w:rPr>
+          <w:rFonts w:ascii="Segoe UI" w:eastAsia="宋体" w:hAnsi="Segoe UI" w:cs="Segoe UI"/>
+          <w:color w:val="0F1115"/>
+          <w:kern w:val="0"/>
+          <w:sz w:val="24"/>
+          <w14:ligatures w14:val="none"/>
+        </w:rPr>
+        <w:t xml:space="preserve"> bob </w:t>
+      </w:r>
+      <w:r>
+        <w:rPr>
+          <w:rFonts w:ascii="Segoe UI" w:eastAsia="宋体" w:hAnsi="Segoe UI" w:cs="Segoe UI"/>
+          <w:color w:val="0F1115"/>
+          <w:kern w:val="0"/>
+          <w:sz w:val="24"/>
+          <w14:ligatures w14:val="none"/>
+        </w:rPr>
+        <w:t>登录，不应看到工作流管理</w:t>
+      </w:r>
+      <w:r>
+        <w:rPr>
+          <w:rFonts w:ascii="Segoe UI" w:eastAsia="宋体" w:hAnsi="Segoe UI" w:cs="Segoe UI"/>
+          <w:color w:val="0F1115"/>
+          <w:kern w:val="0"/>
+          <w:sz w:val="24"/>
+          <w14:ligatures w14:val="none"/>
+        </w:rPr>
+        <w:t xml:space="preserve"> Tab</w:t>
+      </w:r>
+      <w:r>
+        <w:rPr>
+          <w:rFonts w:ascii="Segoe UI" w:eastAsia="宋体" w:hAnsi="Segoe UI" w:cs="Segoe UI"/>
+          <w:color w:val="0F1115"/>
+          <w:kern w:val="0"/>
+          <w:sz w:val="24"/>
+          <w14:ligatures w14:val="none"/>
+        </w:rPr>
+        <w:t>（或只读，取决于前端控制）。</w:t>
+      </w:r>
+    </w:p>
+    <w:p>
+      <w:pPr>
+        <w:rPr>
+          <w:rFonts w:hint="eastAsia"/>
+        </w:rPr>
+      </w:pPr>
+    </w:p>
+    <w:p>
+      <w:pPr>
+        <w:rPr>
+          <w:rFonts w:hint="eastAsia"/>
+        </w:rPr>
+      </w:pPr>
+      <w:r>
+        <w:t>运行这个命令：</w:t>
+      </w:r>
+      <w:proofErr w:type="spellStart"/>
+      <w:r>
+        <w:t>document.body.dispatchEvent</w:t>
+      </w:r>
+      <w:proofErr w:type="spellEnd"/>
+      <w:r>
+        <w:t xml:space="preserve">(new </w:t>
+      </w:r>
+      <w:proofErr w:type="spellStart"/>
+      <w:r>
+        <w:t>KeyboardEvent</w:t>
+      </w:r>
+      <w:proofErr w:type="spellEnd"/>
+      <w:r>
+        <w:t>('</w:t>
+      </w:r>
+      <w:proofErr w:type="spellStart"/>
+      <w:r>
+        <w:t>keydown</w:t>
+      </w:r>
+      <w:proofErr w:type="spellEnd"/>
+      <w:r>
+        <w:t xml:space="preserve">', </w:t>
+      </w:r>
+      <w:proofErr w:type="gramStart"/>
+      <w:r>
+        <w:t>{ code: '</w:t>
+      </w:r>
+      <w:proofErr w:type="gramEnd"/>
+      <w:r>
+        <w:t>Space', bubbles: true</w:t>
+      </w:r>
+      <w:proofErr w:type="gramStart"/>
+      <w:r>
+        <w:t xml:space="preserve"> }</w:t>
+      </w:r>
+      <w:proofErr w:type="gramEnd"/>
+      <w:r>
+        <w:t>)); 输出 true</w:t>
+      </w:r>
+    </w:p>
+    <w:p>
+      <w:pPr>
+        <w:rPr>
+          <w:rFonts w:hint="eastAsia"/>
+        </w:rPr>
+      </w:pPr>
+    </w:p>
+    <w:p>
+      <w:pPr>
+        <w:rPr>
+          <w:rFonts w:hint="eastAsia"/>
+        </w:rPr>
+      </w:pPr>
+    </w:p>
+    <w:p>
+      <w:pPr>
+        <w:rPr>
+          <w:rFonts w:hint="eastAsia"/>
+        </w:rPr>
+      </w:pPr>
+      <w:r>
+        <w:rPr>
+          <w:rFonts w:hint="eastAsia"/>
+        </w:rPr>
+        <w:t>成功版本：</w:t>
+      </w:r>
+    </w:p>
+    <w:p>
+      <w:pPr>
+        <w:rPr>
+          <w:rFonts w:hint="eastAsia"/>
+        </w:rPr>
+      </w:pPr>
+      <w:r>
+        <w:rPr>
+          <w:rFonts w:hint="eastAsia"/>
+        </w:rPr>
+        <w:t>requirements.txt</w:t>
+      </w:r>
+    </w:p>
+    <w:p>
+      <w:pPr>
+        <w:rPr>
+          <w:rFonts w:hint="eastAsia"/>
+        </w:rPr>
+      </w:pPr>
+      <w:proofErr w:type="spellStart"/>
+      <w:r>
+        <w:rPr>
+          <w:rFonts w:hint="eastAsia"/>
+        </w:rPr>
+        <w:t>fastapi</w:t>
+      </w:r>
+      <w:proofErr w:type="spellEnd"/>
+    </w:p>
+    <w:p>
+      <w:pPr>
+        <w:rPr>
+          <w:rFonts w:hint="eastAsia"/>
+        </w:rPr>
+      </w:pPr>
+      <w:proofErr w:type="spellStart"/>
+      <w:r>
+        <w:rPr>
+          <w:rFonts w:hint="eastAsia"/>
+        </w:rPr>
+        <w:t>uvicorn</w:t>
+      </w:r>
+      <w:proofErr w:type="spellEnd"/>
+    </w:p>
+    <w:p>
+      <w:pPr>
+        <w:rPr>
+          <w:rFonts w:hint="eastAsia"/>
+        </w:rPr>
+      </w:pPr>
+      <w:proofErr w:type="spellStart"/>
+      <w:r>
+        <w:rPr>
+          <w:rFonts w:hint="eastAsia"/>
+        </w:rPr>
+        <w:t>openai</w:t>
+      </w:r>
+      <w:proofErr w:type="spellEnd"/>
+    </w:p>
+    <w:p>
+      <w:pPr>
+        <w:rPr>
+          <w:rFonts w:hint="eastAsia"/>
+        </w:rPr>
+      </w:pPr>
+      <w:proofErr w:type="spellStart"/>
+      <w:r>
+        <w:rPr>
+          <w:rFonts w:hint="eastAsia"/>
+        </w:rPr>
+        <w:t>langchain</w:t>
+      </w:r>
+      <w:proofErr w:type="spellEnd"/>
+    </w:p>
+    <w:p>
+      <w:pPr>
+        <w:rPr>
+          <w:rFonts w:hint="eastAsia"/>
+        </w:rPr>
+      </w:pPr>
+      <w:proofErr w:type="spellStart"/>
+      <w:r>
+        <w:rPr>
+          <w:rFonts w:hint="eastAsia"/>
+        </w:rPr>
+        <w:t>langchain</w:t>
+      </w:r>
+      <w:proofErr w:type="spellEnd"/>
+      <w:r>
+        <w:rPr>
+          <w:rFonts w:hint="eastAsia"/>
+        </w:rPr>
+        <w:t>-community</w:t>
+      </w:r>
+    </w:p>
+    <w:p>
+      <w:pPr>
+        <w:rPr>
+          <w:rFonts w:hint="eastAsia"/>
+        </w:rPr>
+      </w:pPr>
+      <w:proofErr w:type="spellStart"/>
+      <w:r>
+        <w:rPr>
+          <w:rFonts w:hint="eastAsia"/>
+        </w:rPr>
+        <w:t>langchain</w:t>
+      </w:r>
+      <w:proofErr w:type="spellEnd"/>
+      <w:r>
+        <w:rPr>
+          <w:rFonts w:hint="eastAsia"/>
+        </w:rPr>
+        <w:t>-chroma</w:t>
+      </w:r>
+    </w:p>
+    <w:p>
+      <w:pPr>
+        <w:rPr>
+          <w:rFonts w:hint="eastAsia"/>
+        </w:rPr>
+      </w:pPr>
+      <w:r>
+        <w:rPr>
+          <w:rFonts w:hint="eastAsia"/>
+        </w:rPr>
+        <w:t>#langchain-huggingface</w:t>
+      </w:r>
+    </w:p>
+    <w:p>
+      <w:pPr>
+        <w:rPr>
+          <w:rFonts w:hint="eastAsia"/>
+        </w:rPr>
+      </w:pPr>
+      <w:r>
+        <w:rPr>
+          <w:rFonts w:hint="eastAsia"/>
+        </w:rPr>
+        <w:t>#sentence-transformers</w:t>
+      </w:r>
+    </w:p>
+    <w:p>
+      <w:pPr>
+        <w:rPr>
+          <w:rFonts w:hint="eastAsia"/>
+        </w:rPr>
+      </w:pPr>
+      <w:proofErr w:type="spellStart"/>
+      <w:r>
+        <w:rPr>
+          <w:rFonts w:hint="eastAsia"/>
+        </w:rPr>
+        <w:t>chromadb</w:t>
+      </w:r>
+      <w:proofErr w:type="spellEnd"/>
+    </w:p>
+    <w:p>
+      <w:pPr>
+        <w:rPr>
+          <w:rFonts w:hint="eastAsia"/>
+        </w:rPr>
+      </w:pPr>
+      <w:proofErr w:type="spellStart"/>
+      <w:r>
+        <w:rPr>
+          <w:rFonts w:hint="eastAsia"/>
+        </w:rPr>
+        <w:t>gradio</w:t>
+      </w:r>
+      <w:proofErr w:type="spellEnd"/>
+    </w:p>
+    <w:p>
+      <w:pPr>
+        <w:rPr>
+          <w:rFonts w:hint="eastAsia"/>
+        </w:rPr>
+      </w:pPr>
+      <w:proofErr w:type="spellStart"/>
+      <w:r>
+        <w:rPr>
+          <w:rFonts w:hint="eastAsia"/>
+        </w:rPr>
+        <w:t>pydantic</w:t>
+      </w:r>
+      <w:proofErr w:type="spellEnd"/>
+    </w:p>
+    <w:p>
+      <w:pPr>
+        <w:rPr>
+          <w:rFonts w:hint="eastAsia"/>
+        </w:rPr>
+      </w:pPr>
+      <w:r>
+        <w:rPr>
+          <w:rFonts w:hint="eastAsia"/>
+        </w:rPr>
+        <w:t>python-</w:t>
+      </w:r>
+      <w:proofErr w:type="spellStart"/>
+      <w:r>
+        <w:rPr>
+          <w:rFonts w:hint="eastAsia"/>
+        </w:rPr>
+        <w:t>dotenv</w:t>
+      </w:r>
+      <w:proofErr w:type="spellEnd"/>
+    </w:p>
+    <w:p>
+      <w:pPr>
+        <w:rPr>
+          <w:rFonts w:hint="eastAsia"/>
+        </w:rPr>
+      </w:pPr>
+      <w:proofErr w:type="spellStart"/>
+      <w:r>
+        <w:rPr>
+          <w:rFonts w:hint="eastAsia"/>
+        </w:rPr>
+        <w:t>pypdf</w:t>
+      </w:r>
+      <w:proofErr w:type="spellEnd"/>
+    </w:p>
+    <w:p>
+      <w:pPr>
+        <w:rPr>
+          <w:rFonts w:hint="eastAsia"/>
+        </w:rPr>
+      </w:pPr>
+      <w:proofErr w:type="spellStart"/>
+      <w:r>
+        <w:rPr>
+          <w:rFonts w:hint="eastAsia"/>
+        </w:rPr>
+        <w:t>ddgs</w:t>
+      </w:r>
+      <w:proofErr w:type="spellEnd"/>
+    </w:p>
+    <w:p>
+      <w:pPr>
+        <w:rPr>
+          <w:rFonts w:hint="eastAsia"/>
+        </w:rPr>
+      </w:pPr>
+      <w:proofErr w:type="spellStart"/>
+      <w:r>
+        <w:rPr>
+          <w:rFonts w:hint="eastAsia"/>
+        </w:rPr>
+        <w:t>pydub</w:t>
+      </w:r>
+      <w:proofErr w:type="spellEnd"/>
+    </w:p>
+    <w:p>
+      <w:pPr>
+        <w:rPr>
+          <w:rFonts w:hint="eastAsia"/>
+        </w:rPr>
+      </w:pPr>
+      <w:r>
+        <w:rPr>
+          <w:rFonts w:hint="eastAsia"/>
+        </w:rPr>
+        <w:t>pandas</w:t>
+      </w:r>
+    </w:p>
+    <w:p>
+      <w:pPr>
+        <w:rPr>
+          <w:rFonts w:hint="eastAsia"/>
+        </w:rPr>
+      </w:pPr>
+      <w:proofErr w:type="spellStart"/>
+      <w:r>
+        <w:rPr>
+          <w:rFonts w:hint="eastAsia"/>
+        </w:rPr>
+        <w:t>openpyxl</w:t>
+      </w:r>
+      <w:proofErr w:type="spellEnd"/>
+    </w:p>
+    <w:p>
+      <w:pPr>
+        <w:rPr>
+          <w:rFonts w:hint="eastAsia"/>
+        </w:rPr>
+      </w:pPr>
+      <w:proofErr w:type="spellStart"/>
+      <w:r>
+        <w:rPr>
+          <w:rFonts w:hint="eastAsia"/>
+        </w:rPr>
+        <w:t>soundfile</w:t>
+      </w:r>
+      <w:proofErr w:type="spellEnd"/>
+    </w:p>
+    <w:p>
+      <w:pPr>
+        <w:rPr>
+          <w:rFonts w:hint="eastAsia"/>
+        </w:rPr>
+      </w:pPr>
+      <w:proofErr w:type="spellStart"/>
+      <w:r>
+        <w:rPr>
+          <w:rFonts w:hint="eastAsia"/>
+        </w:rPr>
+        <w:lastRenderedPageBreak/>
+        <w:t>scipy</w:t>
+      </w:r>
+      <w:proofErr w:type="spellEnd"/>
+    </w:p>
+    <w:p>
+      <w:pPr>
+        <w:rPr>
+          <w:rFonts w:hint="eastAsia"/>
+        </w:rPr>
+      </w:pPr>
+      <w:r>
+        <w:rPr>
+          <w:rFonts w:hint="eastAsia"/>
+        </w:rPr>
+        <w:t>replicate</w:t>
+      </w:r>
+    </w:p>
+    <w:p>
+      <w:pPr>
+        <w:rPr>
+          <w:rFonts w:hint="eastAsia"/>
+        </w:rPr>
+      </w:pPr>
+      <w:r>
+        <w:rPr>
+          <w:rFonts w:hint="eastAsia"/>
+        </w:rPr>
+        <w:t>requests</w:t>
+      </w:r>
+    </w:p>
+    <w:p>
+      <w:pPr>
+        <w:rPr>
+          <w:rFonts w:hint="eastAsia"/>
+        </w:rPr>
+      </w:pPr>
+      <w:r>
+        <w:rPr>
+          <w:rFonts w:hint="eastAsia"/>
+        </w:rPr>
+        <w:t>beautifulsoup4</w:t>
+      </w:r>
+    </w:p>
+    <w:p>
+      <w:pPr>
+        <w:rPr>
+          <w:rFonts w:hint="eastAsia"/>
+        </w:rPr>
+      </w:pPr>
+      <w:proofErr w:type="spellStart"/>
+      <w:r>
+        <w:rPr>
+          <w:rFonts w:hint="eastAsia"/>
+        </w:rPr>
+        <w:t>lxml</w:t>
+      </w:r>
+      <w:proofErr w:type="spellEnd"/>
+    </w:p>
+    <w:p>
+      <w:proofErr w:type="spellStart"/>
+      <w:r>
+        <w:rPr>
+          <w:rFonts w:hint="eastAsia"/>
+        </w:rPr>
+        <w:t>tzdata</w:t>
+      </w:r>
+      <w:proofErr w:type="spellEnd"/>
     </w:p>
     <w:p/>
+    <w:p>
+      <w:r>
+        <w:rPr>
+          <w:rFonts w:hint="eastAsia"/>
+        </w:rPr>
+        <w:t>新v1</w:t>
+      </w:r>
+    </w:p>
+    <w:p>
+      <w:pPr>
+        <w:rPr>
+          <w:rFonts w:hint="eastAsia"/>
+        </w:rPr>
+      </w:pPr>
+      <w:proofErr w:type="spellStart"/>
+      <w:r>
+        <w:rPr>
+          <w:rFonts w:hint="eastAsia"/>
+        </w:rPr>
+        <w:t>gradio</w:t>
+      </w:r>
+      <w:proofErr w:type="spellEnd"/>
+      <w:r>
+        <w:rPr>
+          <w:rFonts w:hint="eastAsia"/>
+        </w:rPr>
+        <w:t>==6.24.0</w:t>
+      </w:r>
+    </w:p>
+    <w:p>
+      <w:pPr>
+        <w:rPr>
+          <w:rFonts w:hint="eastAsia"/>
+        </w:rPr>
+      </w:pPr>
+      <w:proofErr w:type="spellStart"/>
+      <w:r>
+        <w:rPr>
+          <w:rFonts w:hint="eastAsia"/>
+        </w:rPr>
+        <w:t>langchain</w:t>
+      </w:r>
+      <w:proofErr w:type="spellEnd"/>
+      <w:r>
+        <w:rPr>
+          <w:rFonts w:hint="eastAsia"/>
+        </w:rPr>
+        <w:t>==1.2.0</w:t>
+      </w:r>
+    </w:p>
+    <w:p>
+      <w:pPr>
+        <w:rPr>
+          <w:rFonts w:hint="eastAsia"/>
+        </w:rPr>
+      </w:pPr>
+      <w:proofErr w:type="spellStart"/>
+      <w:r>
+        <w:rPr>
+          <w:rFonts w:hint="eastAsia"/>
+        </w:rPr>
+        <w:t>websockets</w:t>
+      </w:r>
+      <w:proofErr w:type="spellEnd"/>
+      <w:r>
+        <w:rPr>
+          <w:rFonts w:hint="eastAsia"/>
+        </w:rPr>
+        <w:t>==11.0.3</w:t>
+      </w:r>
+    </w:p>
+    <w:p>
+      <w:pPr>
+        <w:rPr>
+          <w:rFonts w:hint="eastAsia"/>
+        </w:rPr>
+      </w:pPr>
+      <w:proofErr w:type="spellStart"/>
+      <w:r>
+        <w:rPr>
+          <w:rFonts w:hint="eastAsia"/>
+        </w:rPr>
+        <w:t>uvicorn</w:t>
+      </w:r>
+      <w:proofErr w:type="spellEnd"/>
+      <w:r>
+        <w:rPr>
+          <w:rFonts w:hint="eastAsia"/>
+        </w:rPr>
+        <w:t>==0.29.0</w:t>
+      </w:r>
+    </w:p>
+    <w:p>
+      <w:pPr>
+        <w:rPr>
+          <w:rFonts w:hint="eastAsia"/>
+        </w:rPr>
+      </w:pPr>
+      <w:proofErr w:type="spellStart"/>
+      <w:r>
+        <w:rPr>
+          <w:rFonts w:hint="eastAsia"/>
+        </w:rPr>
+        <w:t>chromadb</w:t>
+      </w:r>
+      <w:proofErr w:type="spellEnd"/>
+      <w:r>
+        <w:rPr>
+          <w:rFonts w:hint="eastAsia"/>
+        </w:rPr>
+        <w:t>&gt;=1.5.0</w:t>
+      </w:r>
+    </w:p>
+    <w:p>
+      <w:pPr>
+        <w:rPr>
+          <w:rFonts w:hint="eastAsia"/>
+        </w:rPr>
+      </w:pPr>
+      <w:proofErr w:type="spellStart"/>
+      <w:r>
+        <w:rPr>
+          <w:rFonts w:hint="eastAsia"/>
+        </w:rPr>
+        <w:t>pydantic</w:t>
+      </w:r>
+      <w:proofErr w:type="spellEnd"/>
+      <w:r>
+        <w:rPr>
+          <w:rFonts w:hint="eastAsia"/>
+        </w:rPr>
+        <w:t>&gt;=2.0.</w:t>
+      </w:r>
+      <w:proofErr w:type="gramStart"/>
+      <w:r>
+        <w:rPr>
+          <w:rFonts w:hint="eastAsia"/>
+        </w:rPr>
+        <w:t>0,&lt;</w:t>
+      </w:r>
+      <w:proofErr w:type="gramEnd"/>
+      <w:r>
+        <w:rPr>
+          <w:rFonts w:hint="eastAsia"/>
+        </w:rPr>
+        <w:t>3.0.0</w:t>
+      </w:r>
+    </w:p>
+    <w:p>
+      <w:pPr>
+        <w:rPr>
+          <w:rFonts w:hint="eastAsia"/>
+        </w:rPr>
+      </w:pPr>
+      <w:r>
+        <w:rPr>
+          <w:rFonts w:hint="eastAsia"/>
+        </w:rPr>
+        <w:t>pandas</w:t>
+      </w:r>
+    </w:p>
+    <w:p>
+      <w:pPr>
+        <w:rPr>
+          <w:rFonts w:hint="eastAsia"/>
+        </w:rPr>
+      </w:pPr>
+      <w:proofErr w:type="spellStart"/>
+      <w:r>
+        <w:rPr>
+          <w:rFonts w:hint="eastAsia"/>
+        </w:rPr>
+        <w:t>numpy</w:t>
+      </w:r>
+      <w:proofErr w:type="spellEnd"/>
+    </w:p>
+    <w:p>
+      <w:pPr>
+        <w:rPr>
+          <w:rFonts w:hint="eastAsia"/>
+        </w:rPr>
+      </w:pPr>
+      <w:proofErr w:type="spellStart"/>
+      <w:r>
+        <w:rPr>
+          <w:rFonts w:hint="eastAsia"/>
+        </w:rPr>
+        <w:t>openai</w:t>
+      </w:r>
+      <w:proofErr w:type="spellEnd"/>
+    </w:p>
+    <w:p>
+      <w:pPr>
+        <w:rPr>
+          <w:rFonts w:hint="eastAsia"/>
+        </w:rPr>
+      </w:pPr>
+      <w:r>
+        <w:rPr>
+          <w:rFonts w:hint="eastAsia"/>
+        </w:rPr>
+        <w:t>python-</w:t>
+      </w:r>
+      <w:proofErr w:type="spellStart"/>
+      <w:r>
+        <w:rPr>
+          <w:rFonts w:hint="eastAsia"/>
+        </w:rPr>
+        <w:t>dotenv</w:t>
+      </w:r>
+      <w:proofErr w:type="spellEnd"/>
+    </w:p>
+    <w:p>
+      <w:pPr>
+        <w:rPr>
+          <w:rFonts w:hint="eastAsia"/>
+        </w:rPr>
+      </w:pPr>
+      <w:proofErr w:type="spellStart"/>
+      <w:r>
+        <w:rPr>
+          <w:rFonts w:hint="eastAsia"/>
+        </w:rPr>
+        <w:t>pypdf</w:t>
+      </w:r>
+      <w:proofErr w:type="spellEnd"/>
+    </w:p>
+    <w:p>
+      <w:pPr>
+        <w:rPr>
+          <w:rFonts w:hint="eastAsia"/>
+        </w:rPr>
+      </w:pPr>
+      <w:proofErr w:type="spellStart"/>
+      <w:r>
+        <w:rPr>
+          <w:rFonts w:hint="eastAsia"/>
+        </w:rPr>
+        <w:t>ddgs</w:t>
+      </w:r>
+      <w:proofErr w:type="spellEnd"/>
+    </w:p>
+    <w:p>
+      <w:pPr>
+        <w:rPr>
+          <w:rFonts w:hint="eastAsia"/>
+        </w:rPr>
+      </w:pPr>
+      <w:proofErr w:type="spellStart"/>
+      <w:r>
+        <w:rPr>
+          <w:rFonts w:hint="eastAsia"/>
+        </w:rPr>
+        <w:t>pydub</w:t>
+      </w:r>
+      <w:proofErr w:type="spellEnd"/>
+    </w:p>
+    <w:p>
+      <w:pPr>
+        <w:rPr>
+          <w:rFonts w:hint="eastAsia"/>
+        </w:rPr>
+      </w:pPr>
+      <w:proofErr w:type="spellStart"/>
+      <w:r>
+        <w:rPr>
+          <w:rFonts w:hint="eastAsia"/>
+        </w:rPr>
+        <w:t>openpyxl</w:t>
+      </w:r>
+      <w:proofErr w:type="spellEnd"/>
+    </w:p>
+    <w:p>
+      <w:pPr>
+        <w:rPr>
+          <w:rFonts w:hint="eastAsia"/>
+        </w:rPr>
+      </w:pPr>
+      <w:proofErr w:type="spellStart"/>
+      <w:r>
+        <w:rPr>
+          <w:rFonts w:hint="eastAsia"/>
+        </w:rPr>
+        <w:t>soundfile</w:t>
+      </w:r>
+      <w:proofErr w:type="spellEnd"/>
+    </w:p>
+    <w:p>
+      <w:pPr>
+        <w:rPr>
+          <w:rFonts w:hint="eastAsia"/>
+        </w:rPr>
+      </w:pPr>
+      <w:proofErr w:type="spellStart"/>
+      <w:r>
+        <w:rPr>
+          <w:rFonts w:hint="eastAsia"/>
+        </w:rPr>
+        <w:t>scipy</w:t>
+      </w:r>
+      <w:proofErr w:type="spellEnd"/>
+    </w:p>
+    <w:p>
+      <w:pPr>
+        <w:rPr>
+          <w:rFonts w:hint="eastAsia"/>
+        </w:rPr>
+      </w:pPr>
+      <w:r>
+        <w:rPr>
+          <w:rFonts w:hint="eastAsia"/>
+        </w:rPr>
+        <w:t>replicate</w:t>
+      </w:r>
+    </w:p>
+    <w:p>
+      <w:pPr>
+        <w:rPr>
+          <w:rFonts w:hint="eastAsia"/>
+        </w:rPr>
+      </w:pPr>
+      <w:r>
+        <w:rPr>
+          <w:rFonts w:hint="eastAsia"/>
+        </w:rPr>
+        <w:t>requests</w:t>
+      </w:r>
+    </w:p>
+    <w:p>
+      <w:pPr>
+        <w:rPr>
+          <w:rFonts w:hint="eastAsia"/>
+        </w:rPr>
+      </w:pPr>
+      <w:r>
+        <w:rPr>
+          <w:rFonts w:hint="eastAsia"/>
+        </w:rPr>
+        <w:t>beautifulsoup4</w:t>
+      </w:r>
+    </w:p>
+    <w:p>
+      <w:pPr>
+        <w:rPr>
+          <w:rFonts w:hint="eastAsia"/>
+        </w:rPr>
+      </w:pPr>
+      <w:proofErr w:type="spellStart"/>
+      <w:r>
+        <w:rPr>
+          <w:rFonts w:hint="eastAsia"/>
+        </w:rPr>
+        <w:lastRenderedPageBreak/>
+        <w:t>lxml</w:t>
+      </w:r>
+      <w:proofErr w:type="spellEnd"/>
+    </w:p>
+    <w:p>
+      <w:proofErr w:type="spellStart"/>
+      <w:r>
+        <w:rPr>
+          <w:rFonts w:hint="eastAsia"/>
+        </w:rPr>
+        <w:t>tzdata</w:t>
+      </w:r>
+      <w:proofErr w:type="spellEnd"/>
+    </w:p>
+    <w:p>
+      <w:pPr>
+        <w:rPr>
+          <w:rFonts w:hint="eastAsia"/>
+        </w:rPr>
+      </w:pPr>
+    </w:p>
     <w:sectPr>
       <w:pgSz w:w="11906" w:h="16838"/>
       <w:pgMar w:top="1440" w:right="1800" w:bottom="1440" w:left="1800" w:header="851" w:footer="992" w:gutter="0"/>
@@ -1228,6 +3679,119 @@
 <file path=word/numbering.xml><?xml version="1.0" encoding="utf-8"?>
 <w:numbering xmlns:wpc="http://schemas.microsoft.com/office/word/2010/wordprocessingCanvas" xmlns:cx="http://schemas.microsoft.com/office/drawing/2014/chartex" xmlns:cx1="http://schemas.microsoft.com/office/drawing/2015/9/8/chartex" xmlns:cx2="http://schemas.microsoft.com/office/drawing/2015/10/21/chartex" xmlns:cx3="http://schemas.microsoft.com/office/drawing/2016/5/9/chartex" xmlns:cx4="http://schemas.microsoft.com/office/drawing/2016/5/10/chartex" xmlns:cx5="http://schemas.microsoft.com/office/drawing/2016/5/11/chartex" xmlns:cx6="http://schemas.microsoft.com/office/drawing/2016/5/12/chartex" xmlns:cx7="http://schemas.microsoft.com/office/drawing/2016/5/13/chartex" xmlns:cx8="http://schemas.microsoft.com/office/drawing/2016/5/14/chartex" xmlns:mc="http://schemas.openxmlformats.org/markup-compatibility/2006" xmlns:aink="http://schemas.microsoft.com/office/drawing/2016/ink" xmlns:am3d="http://schemas.microsoft.com/office/drawing/2017/model3d" xmlns:o="urn:schemas-microsoft-com:office:office" xmlns:oel="http://schemas.microsoft.com/office/2019/extlst" xmlns:r="http://schemas.openxmlformats.org/officeDocument/2006/relationships" xmlns:m="http://schemas.openxmlformats.org/officeDocument/2006/math" xmlns:v="urn:schemas-microsoft-com:vml" xmlns:wp14="http://schemas.microsoft.com/office/word/2010/wordprocessingDrawing" xmlns:wp="http://schemas.openxmlformats.org/drawingml/2006/wordprocessingDrawing" xmlns:w10="urn:schemas-microsoft-com:office:word" xmlns:w="http://schemas.openxmlformats.org/wordprocessingml/2006/main" xmlns:w14="http://schemas.microsoft.com/office/word/2010/wordml" xmlns:w15="http://schemas.microsoft.com/office/word/2012/wordml" xmlns:w16cei="http://schemas.microsoft.com/office/word/2026/wordml/cei" xmlns:w16cex="http://schemas.microsoft.com/office/word/2018/wordml/cex" xmlns:w16cid="http://schemas.microsoft.com/office/word/2016/wordml/cid" xmlns:w16="http://schemas.microsoft.com/office/word/2018/wordml" xmlns:w16du="http://schemas.microsoft.com/office/word/2023/wordml/word16du" xmlns:w16sdtdh="http://schemas.microsoft.com/office/word/2020/wordml/sdtdatahash" xmlns:w16sdtfl="http://schemas.microsoft.com/office/word/2024/wordml/sdtformatlock" xmlns:w16se="http://schemas.microsoft.com/office/word/2015/wordml/symex" xmlns:wpg="http://schemas.microsoft.com/office/word/2010/wordprocessingGroup" xmlns:wpi="http://schemas.microsoft.com/office/word/2010/wordprocessingInk" xmlns:wne="http://schemas.microsoft.com/office/word/2006/wordml" xmlns:wps="http://schemas.microsoft.com/office/word/2010/wordprocessingShape" mc:Ignorable="w14 w15 w16se w16cid w16 w16cex w16sdtdh w16sdtfl w16du wp14">
   <w:abstractNum w:abstractNumId="0" w15:restartNumberingAfterBreak="0">
+    <w:nsid w:val="1868112A"/>
+    <w:multiLevelType w:val="multilevel"/>
+    <w:tmpl w:val="3DD800CA"/>
+    <w:lvl w:ilvl="0">
+      <w:start w:val="1"/>
+      <w:numFmt w:val="decimal"/>
+      <w:lvlText w:val="%1."/>
+      <w:lvlJc w:val="left"/>
+      <w:pPr>
+        <w:tabs>
+          <w:tab w:val="num" w:pos="720"/>
+        </w:tabs>
+        <w:ind w:left="720" w:hanging="360"/>
+      </w:pPr>
+    </w:lvl>
+    <w:lvl w:ilvl="1" w:tentative="1">
+      <w:start w:val="1"/>
+      <w:numFmt w:val="decimal"/>
+      <w:lvlText w:val="%2."/>
+      <w:lvlJc w:val="left"/>
+      <w:pPr>
+        <w:tabs>
+          <w:tab w:val="num" w:pos="1440"/>
+        </w:tabs>
+        <w:ind w:left="1440" w:hanging="360"/>
+      </w:pPr>
+    </w:lvl>
+    <w:lvl w:ilvl="2" w:tentative="1">
+      <w:start w:val="1"/>
+      <w:numFmt w:val="decimal"/>
+      <w:lvlText w:val="%3."/>
+      <w:lvlJc w:val="left"/>
+      <w:pPr>
+        <w:tabs>
+          <w:tab w:val="num" w:pos="2160"/>
+        </w:tabs>
+        <w:ind w:left="2160" w:hanging="360"/>
+      </w:pPr>
+    </w:lvl>
+    <w:lvl w:ilvl="3" w:tentative="1">
+      <w:start w:val="1"/>
+      <w:numFmt w:val="decimal"/>
+      <w:lvlText w:val="%4."/>
+      <w:lvlJc w:val="left"/>
+      <w:pPr>
+        <w:tabs>
+          <w:tab w:val="num" w:pos="2880"/>
+        </w:tabs>
+        <w:ind w:left="2880" w:hanging="360"/>
+      </w:pPr>
+    </w:lvl>
+    <w:lvl w:ilvl="4" w:tentative="1">
+      <w:start w:val="1"/>
+      <w:numFmt w:val="decimal"/>
+      <w:lvlText w:val="%5."/>
+      <w:lvlJc w:val="left"/>
+      <w:pPr>
+        <w:tabs>
+          <w:tab w:val="num" w:pos="3600"/>
+        </w:tabs>
+        <w:ind w:left="3600" w:hanging="360"/>
+      </w:pPr>
+    </w:lvl>
+    <w:lvl w:ilvl="5" w:tentative="1">
+      <w:start w:val="1"/>
+      <w:numFmt w:val="decimal"/>
+      <w:lvlText w:val="%6."/>
+      <w:lvlJc w:val="left"/>
+      <w:pPr>
+        <w:tabs>
+          <w:tab w:val="num" w:pos="4320"/>
+        </w:tabs>
+        <w:ind w:left="4320" w:hanging="360"/>
+      </w:pPr>
+    </w:lvl>
+    <w:lvl w:ilvl="6" w:tentative="1">
+      <w:start w:val="1"/>
+      <w:numFmt w:val="decimal"/>
+      <w:lvlText w:val="%7."/>
+      <w:lvlJc w:val="left"/>
+      <w:pPr>
+        <w:tabs>
+          <w:tab w:val="num" w:pos="5040"/>
+        </w:tabs>
+        <w:ind w:left="5040" w:hanging="360"/>
+      </w:pPr>
+    </w:lvl>
+    <w:lvl w:ilvl="7" w:tentative="1">
+      <w:start w:val="1"/>
+      <w:numFmt w:val="decimal"/>
+      <w:lvlText w:val="%8."/>
+      <w:lvlJc w:val="left"/>
+      <w:pPr>
+        <w:tabs>
+          <w:tab w:val="num" w:pos="5760"/>
+        </w:tabs>
+        <w:ind w:left="5760" w:hanging="360"/>
+      </w:pPr>
+    </w:lvl>
+    <w:lvl w:ilvl="8" w:tentative="1">
+      <w:start w:val="1"/>
+      <w:numFmt w:val="decimal"/>
+      <w:lvlText w:val="%9."/>
+      <w:lvlJc w:val="left"/>
+      <w:pPr>
+        <w:tabs>
+          <w:tab w:val="num" w:pos="6480"/>
+        </w:tabs>
+        <w:ind w:left="6480" w:hanging="360"/>
+      </w:pPr>
+    </w:lvl>
+  </w:abstractNum>
+  <w:abstractNum w:abstractNumId="1" w15:restartNumberingAfterBreak="0">
     <w:nsid w:val="3C3A3A1A"/>
     <w:multiLevelType w:val="multilevel"/>
     <w:tmpl w:val="50F08F10"/>
@@ -1340,7 +3904,7 @@
       </w:pPr>
     </w:lvl>
   </w:abstractNum>
-  <w:abstractNum w:abstractNumId="1" w15:restartNumberingAfterBreak="0">
+  <w:abstractNum w:abstractNumId="2" w15:restartNumberingAfterBreak="0">
     <w:nsid w:val="77635879"/>
     <w:multiLevelType w:val="multilevel"/>
     <w:tmpl w:val="A32420D6"/>
@@ -1454,9 +4018,12 @@
     </w:lvl>
   </w:abstractNum>
   <w:num w:numId="1" w16cid:durableId="515312123">
+    <w:abstractNumId w:val="2"/>
+  </w:num>
+  <w:num w:numId="2" w16cid:durableId="1874268549">
     <w:abstractNumId w:val="1"/>
   </w:num>
-  <w:num w:numId="2" w16cid:durableId="1874268549">
+  <w:num w:numId="3" w16cid:durableId="1215501832">
     <w:abstractNumId w:val="0"/>
   </w:num>
 </w:numbering>
@@ -1894,7 +4461,6 @@
     <w:next w:val="a"/>
     <w:link w:val="20"/>
     <w:uiPriority w:val="9"/>
-    <w:semiHidden/>
     <w:unhideWhenUsed/>
     <w:qFormat/>
     <w:rsid w:val="00B97274"/>
@@ -2112,7 +4678,6 @@
     <w:basedOn w:val="a0"/>
     <w:link w:val="2"/>
     <w:uiPriority w:val="9"/>
-    <w:semiHidden/>
     <w:rsid w:val="00B97274"/>
     <w:rPr>
       <w:rFonts w:asciiTheme="majorHAnsi" w:eastAsiaTheme="majorEastAsia" w:hAnsiTheme="majorHAnsi" w:cstheme="majorBidi"/>
@@ -2408,6 +4973,34 @@
     <w:rPr>
       <w:color w:val="605E5C"/>
       <w:shd w:val="clear" w:color="auto" w:fill="E1DFDD"/>
+    </w:rPr>
+  </w:style>
+  <w:style w:type="paragraph" w:customStyle="1" w:styleId="ds-markdown-paragraph">
+    <w:name w:val="ds-markdown-paragraph"/>
+    <w:basedOn w:val="a"/>
+    <w:rsid w:val="00BB3B3D"/>
+    <w:pPr>
+      <w:widowControl/>
+      <w:spacing w:before="100" w:beforeAutospacing="1" w:after="100" w:afterAutospacing="1" w:line="240" w:lineRule="auto"/>
+    </w:pPr>
+    <w:rPr>
+      <w:rFonts w:ascii="宋体" w:eastAsia="宋体" w:hAnsi="宋体" w:cs="宋体"/>
+      <w:kern w:val="0"/>
+      <w:sz w:val="24"/>
+      <w14:ligatures w14:val="none"/>
+    </w:rPr>
+  </w:style>
+  <w:style w:type="character" w:styleId="HTML">
+    <w:name w:val="HTML Code"/>
+    <w:basedOn w:val="a0"/>
+    <w:uiPriority w:val="99"/>
+    <w:semiHidden/>
+    <w:unhideWhenUsed/>
+    <w:rsid w:val="00BB3B3D"/>
+    <w:rPr>
+      <w:rFonts w:ascii="宋体" w:eastAsia="宋体" w:hAnsi="宋体" w:cs="宋体"/>
+      <w:sz w:val="24"/>
+      <w:szCs w:val="24"/>
     </w:rPr>
   </w:style>
 </w:styles>

--- a/测试文档.docx
+++ b/测试文档.docx
@@ -1,6 +1,6 @@
 
 <file path=word/document.xml><?xml version="1.0" encoding="utf-8"?>
-<w:document xmlns:wpc="http://schemas.microsoft.com/office/word/2010/wordprocessingCanvas" xmlns:cx="http://schemas.microsoft.com/office/drawing/2014/chartex" xmlns:cx1="http://schemas.microsoft.com/office/drawing/2015/9/8/chartex" xmlns:cx2="http://schemas.microsoft.com/office/drawing/2015/10/21/chartex" xmlns:cx3="http://schemas.microsoft.com/office/drawing/2016/5/9/chartex" xmlns:cx4="http://schemas.microsoft.com/office/drawing/2016/5/10/chartex" xmlns:cx5="http://schemas.microsoft.com/office/drawing/2016/5/11/chartex" xmlns:cx6="http://schemas.microsoft.com/office/drawing/2016/5/12/chartex" xmlns:cx7="http://schemas.microsoft.com/office/drawing/2016/5/13/chartex" xmlns:cx8="http://schemas.microsoft.com/office/drawing/2016/5/14/chartex" xmlns:mc="http://schemas.openxmlformats.org/markup-compatibility/2006" xmlns:aink="http://schemas.microsoft.com/office/drawing/2016/ink" xmlns:am3d="http://schemas.microsoft.com/office/drawing/2017/model3d" xmlns:o="urn:schemas-microsoft-com:office:office" xmlns:oel="http://schemas.microsoft.com/office/2019/extlst" xmlns:r="http://schemas.openxmlformats.org/officeDocument/2006/relationships" xmlns:m="http://schemas.openxmlformats.org/officeDocument/2006/math" xmlns:v="urn:schemas-microsoft-com:vml" xmlns:wp14="http://schemas.microsoft.com/office/word/2010/wordprocessingDrawing" xmlns:wp="http://schemas.openxmlformats.org/drawingml/2006/wordprocessingDrawing" xmlns:w10="urn:schemas-microsoft-com:office:word" xmlns:w="http://schemas.openxmlformats.org/wordprocessingml/2006/main" xmlns:w14="http://schemas.microsoft.com/office/word/2010/wordml" xmlns:w15="http://schemas.microsoft.com/office/word/2012/wordml" xmlns:w16cei="http://schemas.microsoft.com/office/word/2026/wordml/cei" xmlns:w16cex="http://schemas.microsoft.com/office/word/2018/wordml/cex" xmlns:w16cid="http://schemas.microsoft.com/office/word/2016/wordml/cid" xmlns:w16="http://schemas.microsoft.com/office/word/2018/wordml" xmlns:w16du="http://schemas.microsoft.com/office/word/2023/wordml/word16du" xmlns:w16sdtdh="http://schemas.microsoft.com/office/word/2020/wordml/sdtdatahash" xmlns:w16sdtfl="http://schemas.microsoft.com/office/word/2024/wordml/sdtformatlock" xmlns:w16se="http://schemas.microsoft.com/office/word/2015/wordml/symex" xmlns:wpg="http://schemas.microsoft.com/office/word/2010/wordprocessingGroup" xmlns:wpi="http://schemas.microsoft.com/office/word/2010/wordprocessingInk" xmlns:wne="http://schemas.microsoft.com/office/word/2006/wordml" xmlns:wps="http://schemas.microsoft.com/office/word/2010/wordprocessingShape" mc:Ignorable="w14 w15 w16se w16cid w16 w16cex w16sdtdh w16sdtfl w16du wp14">
+<w:document xmlns:wpc="http://schemas.microsoft.com/office/word/2010/wordprocessingCanvas" xmlns:cx="http://schemas.microsoft.com/office/drawing/2014/chartex" xmlns:cx1="http://schemas.microsoft.com/office/drawing/2015/9/8/chartex" xmlns:cx2="http://schemas.microsoft.com/office/drawing/2015/10/21/chartex" xmlns:cx3="http://schemas.microsoft.com/office/drawing/2016/5/9/chartex" xmlns:cx4="http://schemas.microsoft.com/office/drawing/2016/5/10/chartex" xmlns:cx5="http://schemas.microsoft.com/office/drawing/2016/5/11/chartex" xmlns:cx6="http://schemas.microsoft.com/office/drawing/2016/5/12/chartex" xmlns:cx7="http://schemas.microsoft.com/office/drawing/2016/5/13/chartex" xmlns:cx8="http://schemas.microsoft.com/office/drawing/2016/5/14/chartex" xmlns:mc="http://schemas.openxmlformats.org/markup-compatibility/2006" xmlns:aink="http://schemas.microsoft.com/office/drawing/2016/ink" xmlns:am3d="http://schemas.microsoft.com/office/drawing/2017/model3d" xmlns:o="urn:schemas-microsoft-com:office:office" xmlns:oel="http://schemas.microsoft.com/office/2019/extlst" xmlns:r="http://schemas.openxmlformats.org/officeDocument/2006/relationships" xmlns:m="http://schemas.openxmlformats.org/officeDocument/2006/math" xmlns:v="urn:schemas-microsoft-com:vml" xmlns:wp14="http://schemas.microsoft.com/office/word/2010/wordprocessingDrawing" xmlns:wp="http://schemas.openxmlformats.org/drawingml/2006/wordprocessingDrawing" xmlns:w10="urn:schemas-microsoft-com:office:word" xmlns:w="http://schemas.openxmlformats.org/wordprocessingml/2006/main" xmlns:w14="http://schemas.microsoft.com/office/word/2010/wordml" xmlns:w15="http://schemas.microsoft.com/office/word/2012/wordml" xmlns:w16cex="http://schemas.microsoft.com/office/word/2018/wordml/cex" xmlns:w16cid="http://schemas.microsoft.com/office/word/2016/wordml/cid" xmlns:w16="http://schemas.microsoft.com/office/word/2018/wordml" xmlns:w16du="http://schemas.microsoft.com/office/word/2023/wordml/word16du" xmlns:w16sdtdh="http://schemas.microsoft.com/office/word/2020/wordml/sdtdatahash" xmlns:w16sdtfl="http://schemas.microsoft.com/office/word/2024/wordml/sdtformatlock" xmlns:w16se="http://schemas.microsoft.com/office/word/2015/wordml/symex" xmlns:wpg="http://schemas.microsoft.com/office/word/2010/wordprocessingGroup" xmlns:wpi="http://schemas.microsoft.com/office/word/2010/wordprocessingInk" xmlns:wne="http://schemas.microsoft.com/office/word/2006/wordml" xmlns:wps="http://schemas.microsoft.com/office/word/2010/wordprocessingShape" mc:Ignorable="w14 w15 w16se w16cid w16 w16cex w16sdtdh w16sdtfl w16du wp14">
   <w:body>
     <w:p>
       <w:pPr>
@@ -1188,18 +1188,8 @@
           <w:color w:val="0F1115"/>
           <w:shd w:val="clear" w:color="auto" w:fill="EDF3FE"/>
         </w:rPr>
-        <w:t xml:space="preserve"> print</w:t>
-      </w:r>
-      <w:proofErr w:type="gramStart"/>
-      <w:r>
-        <w:rPr>
-          <w:rFonts w:ascii="Segoe UI" w:hAnsi="Segoe UI" w:cs="Segoe UI"/>
-          <w:color w:val="0F1115"/>
-          <w:shd w:val="clear" w:color="auto" w:fill="EDF3FE"/>
-        </w:rPr>
-        <w:t>(1/0)</w:t>
-      </w:r>
-      <w:proofErr w:type="gramEnd"/>
+        <w:t xml:space="preserve"> print(1/0)</w:t>
+      </w:r>
       <w:r>
         <w:rPr>
           <w:rFonts w:ascii="Segoe UI" w:hAnsi="Segoe UI" w:cs="Segoe UI"/>
@@ -2548,7 +2538,6 @@
         </w:rPr>
         <w:t> </w:t>
       </w:r>
-      <w:proofErr w:type="spellStart"/>
       <w:r>
         <w:rPr>
           <w:rFonts w:ascii="Consolas" w:eastAsia="宋体" w:hAnsi="Consolas" w:cs="宋体"/>
@@ -2561,7 +2550,6 @@
         </w:rPr>
         <w:t>test_flow</w:t>
       </w:r>
-      <w:proofErr w:type="spellEnd"/>
       <w:r>
         <w:rPr>
           <w:rFonts w:ascii="Segoe UI" w:eastAsia="宋体" w:hAnsi="Segoe UI" w:cs="Segoe UI"/>
@@ -2592,33 +2580,7 @@
           <w:shd w:val="clear" w:color="auto" w:fill="EBEEF2"/>
           <w14:ligatures w14:val="none"/>
         </w:rPr>
-        <w:t>[{"tool": "</w:t>
-      </w:r>
-      <w:proofErr w:type="spellStart"/>
-      <w:r>
-        <w:rPr>
-          <w:rFonts w:ascii="Consolas" w:eastAsia="宋体" w:hAnsi="Consolas" w:cs="宋体"/>
-          <w:color w:val="0F1115"/>
-          <w:kern w:val="0"/>
-          <w:sz w:val="21"/>
-          <w:szCs w:val="21"/>
-          <w:shd w:val="clear" w:color="auto" w:fill="EBEEF2"/>
-          <w14:ligatures w14:val="none"/>
-        </w:rPr>
-        <w:t>get_current_time</w:t>
-      </w:r>
-      <w:proofErr w:type="spellEnd"/>
-      <w:r>
-        <w:rPr>
-          <w:rFonts w:ascii="Consolas" w:eastAsia="宋体" w:hAnsi="Consolas" w:cs="宋体"/>
-          <w:color w:val="0F1115"/>
-          <w:kern w:val="0"/>
-          <w:sz w:val="21"/>
-          <w:szCs w:val="21"/>
-          <w:shd w:val="clear" w:color="auto" w:fill="EBEEF2"/>
-          <w14:ligatures w14:val="none"/>
-        </w:rPr>
-        <w:t>", "arguments": {}}]</w:t>
+        <w:t>[{"tool": "get_current_time", "arguments": {}}]</w:t>
       </w:r>
       <w:r>
         <w:rPr>
@@ -2686,29 +2648,7 @@
           <w:sz w:val="24"/>
           <w14:ligatures w14:val="none"/>
         </w:rPr>
-        <w:t xml:space="preserve"> </w:t>
-      </w:r>
-      <w:proofErr w:type="spellStart"/>
-      <w:r>
-        <w:rPr>
-          <w:rFonts w:ascii="Segoe UI" w:eastAsia="宋体" w:hAnsi="Segoe UI" w:cs="Segoe UI"/>
-          <w:color w:val="0F1115"/>
-          <w:kern w:val="0"/>
-          <w:sz w:val="24"/>
-          <w14:ligatures w14:val="none"/>
-        </w:rPr>
-        <w:t>test_flow</w:t>
-      </w:r>
-      <w:proofErr w:type="spellEnd"/>
-      <w:r>
-        <w:rPr>
-          <w:rFonts w:ascii="Segoe UI" w:eastAsia="宋体" w:hAnsi="Segoe UI" w:cs="Segoe UI"/>
-          <w:color w:val="0F1115"/>
-          <w:kern w:val="0"/>
-          <w:sz w:val="24"/>
-          <w14:ligatures w14:val="none"/>
-        </w:rPr>
-        <w:t>”</w:t>
+        <w:t xml:space="preserve"> test_flow”</w:t>
       </w:r>
       <w:r>
         <w:rPr>
@@ -2757,29 +2697,7 @@
           <w:sz w:val="24"/>
           <w14:ligatures w14:val="none"/>
         </w:rPr>
-        <w:t xml:space="preserve"> </w:t>
-      </w:r>
-      <w:proofErr w:type="spellStart"/>
-      <w:r>
-        <w:rPr>
-          <w:rFonts w:ascii="Segoe UI" w:eastAsia="宋体" w:hAnsi="Segoe UI" w:cs="Segoe UI"/>
-          <w:color w:val="0F1115"/>
-          <w:kern w:val="0"/>
-          <w:sz w:val="24"/>
-          <w14:ligatures w14:val="none"/>
-        </w:rPr>
-        <w:t>alice</w:t>
-      </w:r>
-      <w:proofErr w:type="spellEnd"/>
-      <w:r>
-        <w:rPr>
-          <w:rFonts w:ascii="Segoe UI" w:eastAsia="宋体" w:hAnsi="Segoe UI" w:cs="Segoe UI"/>
-          <w:color w:val="0F1115"/>
-          <w:kern w:val="0"/>
-          <w:sz w:val="24"/>
-          <w14:ligatures w14:val="none"/>
-        </w:rPr>
-        <w:t xml:space="preserve"> </w:t>
+        <w:t xml:space="preserve"> alice </w:t>
       </w:r>
       <w:r>
         <w:rPr>
@@ -2846,47 +2764,7 @@
         </w:rPr>
       </w:pPr>
       <w:r>
-        <w:t>运行这个命令：</w:t>
-      </w:r>
-      <w:proofErr w:type="spellStart"/>
-      <w:r>
-        <w:t>document.body.dispatchEvent</w:t>
-      </w:r>
-      <w:proofErr w:type="spellEnd"/>
-      <w:r>
-        <w:t xml:space="preserve">(new </w:t>
-      </w:r>
-      <w:proofErr w:type="spellStart"/>
-      <w:r>
-        <w:t>KeyboardEvent</w:t>
-      </w:r>
-      <w:proofErr w:type="spellEnd"/>
-      <w:r>
-        <w:t>('</w:t>
-      </w:r>
-      <w:proofErr w:type="spellStart"/>
-      <w:r>
-        <w:t>keydown</w:t>
-      </w:r>
-      <w:proofErr w:type="spellEnd"/>
-      <w:r>
-        <w:t xml:space="preserve">', </w:t>
-      </w:r>
-      <w:proofErr w:type="gramStart"/>
-      <w:r>
-        <w:t>{ code: '</w:t>
-      </w:r>
-      <w:proofErr w:type="gramEnd"/>
-      <w:r>
-        <w:t>Space', bubbles: true</w:t>
-      </w:r>
-      <w:proofErr w:type="gramStart"/>
-      <w:r>
-        <w:t xml:space="preserve"> }</w:t>
-      </w:r>
-      <w:proofErr w:type="gramEnd"/>
-      <w:r>
-        <w:t>)); 输出 true</w:t>
+        <w:t>运行这个命令：document.body.dispatchEvent(new KeyboardEvent('keydown', { code: 'Space', bubbles: true })); 输出 true</w:t>
       </w:r>
     </w:p>
     <w:p>
@@ -2935,100 +2813,76 @@
           <w:rFonts w:hint="eastAsia"/>
         </w:rPr>
       </w:pPr>
-      <w:proofErr w:type="spellStart"/>
       <w:r>
         <w:rPr>
           <w:rFonts w:hint="eastAsia"/>
         </w:rPr>
         <w:t>fastapi</w:t>
       </w:r>
-      <w:proofErr w:type="spellEnd"/>
-    </w:p>
-    <w:p>
-      <w:pPr>
-        <w:rPr>
-          <w:rFonts w:hint="eastAsia"/>
-        </w:rPr>
-      </w:pPr>
-      <w:proofErr w:type="spellStart"/>
+    </w:p>
+    <w:p>
+      <w:pPr>
+        <w:rPr>
+          <w:rFonts w:hint="eastAsia"/>
+        </w:rPr>
+      </w:pPr>
       <w:r>
         <w:rPr>
           <w:rFonts w:hint="eastAsia"/>
         </w:rPr>
         <w:t>uvicorn</w:t>
       </w:r>
-      <w:proofErr w:type="spellEnd"/>
-    </w:p>
-    <w:p>
-      <w:pPr>
-        <w:rPr>
-          <w:rFonts w:hint="eastAsia"/>
-        </w:rPr>
-      </w:pPr>
-      <w:proofErr w:type="spellStart"/>
+    </w:p>
+    <w:p>
+      <w:pPr>
+        <w:rPr>
+          <w:rFonts w:hint="eastAsia"/>
+        </w:rPr>
+      </w:pPr>
       <w:r>
         <w:rPr>
           <w:rFonts w:hint="eastAsia"/>
         </w:rPr>
         <w:t>openai</w:t>
       </w:r>
-      <w:proofErr w:type="spellEnd"/>
-    </w:p>
-    <w:p>
-      <w:pPr>
-        <w:rPr>
-          <w:rFonts w:hint="eastAsia"/>
-        </w:rPr>
-      </w:pPr>
-      <w:proofErr w:type="spellStart"/>
+    </w:p>
+    <w:p>
+      <w:pPr>
+        <w:rPr>
+          <w:rFonts w:hint="eastAsia"/>
+        </w:rPr>
+      </w:pPr>
       <w:r>
         <w:rPr>
           <w:rFonts w:hint="eastAsia"/>
         </w:rPr>
         <w:t>langchain</w:t>
       </w:r>
-      <w:proofErr w:type="spellEnd"/>
-    </w:p>
-    <w:p>
-      <w:pPr>
-        <w:rPr>
-          <w:rFonts w:hint="eastAsia"/>
-        </w:rPr>
-      </w:pPr>
-      <w:proofErr w:type="spellStart"/>
-      <w:r>
-        <w:rPr>
-          <w:rFonts w:hint="eastAsia"/>
-        </w:rPr>
-        <w:t>langchain</w:t>
-      </w:r>
-      <w:proofErr w:type="spellEnd"/>
-      <w:r>
-        <w:rPr>
-          <w:rFonts w:hint="eastAsia"/>
-        </w:rPr>
-        <w:t>-community</w:t>
-      </w:r>
-    </w:p>
-    <w:p>
-      <w:pPr>
-        <w:rPr>
-          <w:rFonts w:hint="eastAsia"/>
-        </w:rPr>
-      </w:pPr>
-      <w:proofErr w:type="spellStart"/>
-      <w:r>
-        <w:rPr>
-          <w:rFonts w:hint="eastAsia"/>
-        </w:rPr>
-        <w:t>langchain</w:t>
-      </w:r>
-      <w:proofErr w:type="spellEnd"/>
-      <w:r>
-        <w:rPr>
-          <w:rFonts w:hint="eastAsia"/>
-        </w:rPr>
-        <w:t>-chroma</w:t>
+    </w:p>
+    <w:p>
+      <w:pPr>
+        <w:rPr>
+          <w:rFonts w:hint="eastAsia"/>
+        </w:rPr>
+      </w:pPr>
+      <w:r>
+        <w:rPr>
+          <w:rFonts w:hint="eastAsia"/>
+        </w:rPr>
+        <w:t>langchain-community</w:t>
+      </w:r>
+    </w:p>
+    <w:p>
+      <w:pPr>
+        <w:rPr>
+          <w:rFonts w:hint="eastAsia"/>
+        </w:rPr>
+      </w:pPr>
+      <w:r>
+        <w:rPr>
+          <w:rFonts w:hint="eastAsia"/>
+        </w:rPr>
+        <w:t>langchain-chroma</w:t>
       </w:r>
     </w:p>
     <w:p>
@@ -3063,110 +2917,90 @@
           <w:rFonts w:hint="eastAsia"/>
         </w:rPr>
       </w:pPr>
-      <w:proofErr w:type="spellStart"/>
       <w:r>
         <w:rPr>
           <w:rFonts w:hint="eastAsia"/>
         </w:rPr>
         <w:t>chromadb</w:t>
       </w:r>
-      <w:proofErr w:type="spellEnd"/>
-    </w:p>
-    <w:p>
-      <w:pPr>
-        <w:rPr>
-          <w:rFonts w:hint="eastAsia"/>
-        </w:rPr>
-      </w:pPr>
-      <w:proofErr w:type="spellStart"/>
+    </w:p>
+    <w:p>
+      <w:pPr>
+        <w:rPr>
+          <w:rFonts w:hint="eastAsia"/>
+        </w:rPr>
+      </w:pPr>
       <w:r>
         <w:rPr>
           <w:rFonts w:hint="eastAsia"/>
         </w:rPr>
         <w:t>gradio</w:t>
       </w:r>
-      <w:proofErr w:type="spellEnd"/>
-    </w:p>
-    <w:p>
-      <w:pPr>
-        <w:rPr>
-          <w:rFonts w:hint="eastAsia"/>
-        </w:rPr>
-      </w:pPr>
-      <w:proofErr w:type="spellStart"/>
+    </w:p>
+    <w:p>
+      <w:pPr>
+        <w:rPr>
+          <w:rFonts w:hint="eastAsia"/>
+        </w:rPr>
+      </w:pPr>
       <w:r>
         <w:rPr>
           <w:rFonts w:hint="eastAsia"/>
         </w:rPr>
         <w:t>pydantic</w:t>
       </w:r>
-      <w:proofErr w:type="spellEnd"/>
-    </w:p>
-    <w:p>
-      <w:pPr>
-        <w:rPr>
-          <w:rFonts w:hint="eastAsia"/>
-        </w:rPr>
-      </w:pPr>
-      <w:r>
-        <w:rPr>
-          <w:rFonts w:hint="eastAsia"/>
-        </w:rPr>
-        <w:t>python-</w:t>
-      </w:r>
-      <w:proofErr w:type="spellStart"/>
-      <w:r>
-        <w:rPr>
-          <w:rFonts w:hint="eastAsia"/>
-        </w:rPr>
-        <w:t>dotenv</w:t>
-      </w:r>
-      <w:proofErr w:type="spellEnd"/>
-    </w:p>
-    <w:p>
-      <w:pPr>
-        <w:rPr>
-          <w:rFonts w:hint="eastAsia"/>
-        </w:rPr>
-      </w:pPr>
-      <w:proofErr w:type="spellStart"/>
+    </w:p>
+    <w:p>
+      <w:pPr>
+        <w:rPr>
+          <w:rFonts w:hint="eastAsia"/>
+        </w:rPr>
+      </w:pPr>
+      <w:r>
+        <w:rPr>
+          <w:rFonts w:hint="eastAsia"/>
+        </w:rPr>
+        <w:t>python-dotenv</w:t>
+      </w:r>
+    </w:p>
+    <w:p>
+      <w:pPr>
+        <w:rPr>
+          <w:rFonts w:hint="eastAsia"/>
+        </w:rPr>
+      </w:pPr>
       <w:r>
         <w:rPr>
           <w:rFonts w:hint="eastAsia"/>
         </w:rPr>
         <w:t>pypdf</w:t>
       </w:r>
-      <w:proofErr w:type="spellEnd"/>
-    </w:p>
-    <w:p>
-      <w:pPr>
-        <w:rPr>
-          <w:rFonts w:hint="eastAsia"/>
-        </w:rPr>
-      </w:pPr>
-      <w:proofErr w:type="spellStart"/>
+    </w:p>
+    <w:p>
+      <w:pPr>
+        <w:rPr>
+          <w:rFonts w:hint="eastAsia"/>
+        </w:rPr>
+      </w:pPr>
       <w:r>
         <w:rPr>
           <w:rFonts w:hint="eastAsia"/>
         </w:rPr>
         <w:t>ddgs</w:t>
       </w:r>
-      <w:proofErr w:type="spellEnd"/>
-    </w:p>
-    <w:p>
-      <w:pPr>
-        <w:rPr>
-          <w:rFonts w:hint="eastAsia"/>
-        </w:rPr>
-      </w:pPr>
-      <w:proofErr w:type="spellStart"/>
+    </w:p>
+    <w:p>
+      <w:pPr>
+        <w:rPr>
+          <w:rFonts w:hint="eastAsia"/>
+        </w:rPr>
+      </w:pPr>
       <w:r>
         <w:rPr>
           <w:rFonts w:hint="eastAsia"/>
         </w:rPr>
         <w:t>pydub</w:t>
       </w:r>
-      <w:proofErr w:type="spellEnd"/>
     </w:p>
     <w:p>
       <w:pPr>
@@ -3187,37 +3021,32 @@
           <w:rFonts w:hint="eastAsia"/>
         </w:rPr>
       </w:pPr>
-      <w:proofErr w:type="spellStart"/>
       <w:r>
         <w:rPr>
           <w:rFonts w:hint="eastAsia"/>
         </w:rPr>
         <w:t>openpyxl</w:t>
       </w:r>
-      <w:proofErr w:type="spellEnd"/>
-    </w:p>
-    <w:p>
-      <w:pPr>
-        <w:rPr>
-          <w:rFonts w:hint="eastAsia"/>
-        </w:rPr>
-      </w:pPr>
-      <w:proofErr w:type="spellStart"/>
+    </w:p>
+    <w:p>
+      <w:pPr>
+        <w:rPr>
+          <w:rFonts w:hint="eastAsia"/>
+        </w:rPr>
+      </w:pPr>
       <w:r>
         <w:rPr>
           <w:rFonts w:hint="eastAsia"/>
         </w:rPr>
         <w:t>soundfile</w:t>
       </w:r>
-      <w:proofErr w:type="spellEnd"/>
-    </w:p>
-    <w:p>
-      <w:pPr>
-        <w:rPr>
-          <w:rFonts w:hint="eastAsia"/>
-        </w:rPr>
-      </w:pPr>
-      <w:proofErr w:type="spellStart"/>
+    </w:p>
+    <w:p>
+      <w:pPr>
+        <w:rPr>
+          <w:rFonts w:hint="eastAsia"/>
+        </w:rPr>
+      </w:pPr>
       <w:r>
         <w:rPr>
           <w:rFonts w:hint="eastAsia"/>
@@ -3225,7 +3054,6 @@
         <w:lastRenderedPageBreak/>
         <w:t>scipy</w:t>
       </w:r>
-      <w:proofErr w:type="spellEnd"/>
     </w:p>
     <w:p>
       <w:pPr>
@@ -3272,27 +3100,39 @@
           <w:rFonts w:hint="eastAsia"/>
         </w:rPr>
       </w:pPr>
-      <w:proofErr w:type="spellStart"/>
       <w:r>
         <w:rPr>
           <w:rFonts w:hint="eastAsia"/>
         </w:rPr>
         <w:t>lxml</w:t>
       </w:r>
-      <w:proofErr w:type="spellEnd"/>
-    </w:p>
-    <w:p>
-      <w:proofErr w:type="spellStart"/>
+    </w:p>
+    <w:p>
+      <w:pPr>
+        <w:rPr>
+          <w:rFonts w:hint="eastAsia"/>
+        </w:rPr>
+      </w:pPr>
       <w:r>
         <w:rPr>
           <w:rFonts w:hint="eastAsia"/>
         </w:rPr>
         <w:t>tzdata</w:t>
       </w:r>
-      <w:proofErr w:type="spellEnd"/>
-    </w:p>
-    <w:p/>
-    <w:p>
+    </w:p>
+    <w:p>
+      <w:pPr>
+        <w:rPr>
+          <w:rFonts w:hint="eastAsia"/>
+        </w:rPr>
+      </w:pPr>
+    </w:p>
+    <w:p>
+      <w:pPr>
+        <w:rPr>
+          <w:rFonts w:hint="eastAsia"/>
+        </w:rPr>
+      </w:pPr>
       <w:r>
         <w:rPr>
           <w:rFonts w:hint="eastAsia"/>
@@ -3306,138 +3146,76 @@
           <w:rFonts w:hint="eastAsia"/>
         </w:rPr>
       </w:pPr>
-      <w:proofErr w:type="spellStart"/>
-      <w:r>
-        <w:rPr>
-          <w:rFonts w:hint="eastAsia"/>
-        </w:rPr>
-        <w:t>gradio</w:t>
-      </w:r>
-      <w:proofErr w:type="spellEnd"/>
-      <w:r>
-        <w:rPr>
-          <w:rFonts w:hint="eastAsia"/>
-        </w:rPr>
-        <w:t>==6.24.0</w:t>
-      </w:r>
-    </w:p>
-    <w:p>
-      <w:pPr>
-        <w:rPr>
-          <w:rFonts w:hint="eastAsia"/>
-        </w:rPr>
-      </w:pPr>
-      <w:proofErr w:type="spellStart"/>
-      <w:r>
-        <w:rPr>
-          <w:rFonts w:hint="eastAsia"/>
-        </w:rPr>
-        <w:t>langchain</w:t>
-      </w:r>
-      <w:proofErr w:type="spellEnd"/>
-      <w:r>
-        <w:rPr>
-          <w:rFonts w:hint="eastAsia"/>
-        </w:rPr>
-        <w:t>==1.2.0</w:t>
-      </w:r>
-    </w:p>
-    <w:p>
-      <w:pPr>
-        <w:rPr>
-          <w:rFonts w:hint="eastAsia"/>
-        </w:rPr>
-      </w:pPr>
-      <w:proofErr w:type="spellStart"/>
-      <w:r>
-        <w:rPr>
-          <w:rFonts w:hint="eastAsia"/>
-        </w:rPr>
-        <w:t>websockets</w:t>
-      </w:r>
-      <w:proofErr w:type="spellEnd"/>
-      <w:r>
-        <w:rPr>
-          <w:rFonts w:hint="eastAsia"/>
-        </w:rPr>
-        <w:t>==11.0.3</w:t>
-      </w:r>
-    </w:p>
-    <w:p>
-      <w:pPr>
-        <w:rPr>
-          <w:rFonts w:hint="eastAsia"/>
-        </w:rPr>
-      </w:pPr>
-      <w:proofErr w:type="spellStart"/>
-      <w:r>
-        <w:rPr>
-          <w:rFonts w:hint="eastAsia"/>
-        </w:rPr>
-        <w:t>uvicorn</w:t>
-      </w:r>
-      <w:proofErr w:type="spellEnd"/>
-      <w:r>
-        <w:rPr>
-          <w:rFonts w:hint="eastAsia"/>
-        </w:rPr>
-        <w:t>==0.29.0</w:t>
-      </w:r>
-    </w:p>
-    <w:p>
-      <w:pPr>
-        <w:rPr>
-          <w:rFonts w:hint="eastAsia"/>
-        </w:rPr>
-      </w:pPr>
-      <w:proofErr w:type="spellStart"/>
-      <w:r>
-        <w:rPr>
-          <w:rFonts w:hint="eastAsia"/>
-        </w:rPr>
-        <w:t>chromadb</w:t>
-      </w:r>
-      <w:proofErr w:type="spellEnd"/>
-      <w:r>
-        <w:rPr>
-          <w:rFonts w:hint="eastAsia"/>
-        </w:rPr>
-        <w:t>&gt;=1.5.0</w:t>
-      </w:r>
-    </w:p>
-    <w:p>
-      <w:pPr>
-        <w:rPr>
-          <w:rFonts w:hint="eastAsia"/>
-        </w:rPr>
-      </w:pPr>
-      <w:proofErr w:type="spellStart"/>
-      <w:r>
-        <w:rPr>
-          <w:rFonts w:hint="eastAsia"/>
-        </w:rPr>
-        <w:t>pydantic</w:t>
-      </w:r>
-      <w:proofErr w:type="spellEnd"/>
-      <w:r>
-        <w:rPr>
-          <w:rFonts w:hint="eastAsia"/>
-        </w:rPr>
-        <w:t>&gt;=2.0.</w:t>
-      </w:r>
-      <w:proofErr w:type="gramStart"/>
-      <w:r>
-        <w:rPr>
-          <w:rFonts w:hint="eastAsia"/>
-        </w:rPr>
-        <w:t>0,&lt;</w:t>
-      </w:r>
-      <w:proofErr w:type="gramEnd"/>
-      <w:r>
-        <w:rPr>
-          <w:rFonts w:hint="eastAsia"/>
-        </w:rPr>
-        <w:t>3.0.0</w:t>
+      <w:r>
+        <w:rPr>
+          <w:rFonts w:hint="eastAsia"/>
+        </w:rPr>
+        <w:t>gradio==6.24.0</w:t>
+      </w:r>
+    </w:p>
+    <w:p>
+      <w:pPr>
+        <w:rPr>
+          <w:rFonts w:hint="eastAsia"/>
+        </w:rPr>
+      </w:pPr>
+      <w:r>
+        <w:rPr>
+          <w:rFonts w:hint="eastAsia"/>
+        </w:rPr>
+        <w:t>langchain==1.2.0</w:t>
+      </w:r>
+    </w:p>
+    <w:p>
+      <w:pPr>
+        <w:rPr>
+          <w:rFonts w:hint="eastAsia"/>
+        </w:rPr>
+      </w:pPr>
+      <w:r>
+        <w:rPr>
+          <w:rFonts w:hint="eastAsia"/>
+        </w:rPr>
+        <w:t>websockets==11.0.3</w:t>
+      </w:r>
+    </w:p>
+    <w:p>
+      <w:pPr>
+        <w:rPr>
+          <w:rFonts w:hint="eastAsia"/>
+        </w:rPr>
+      </w:pPr>
+      <w:r>
+        <w:rPr>
+          <w:rFonts w:hint="eastAsia"/>
+        </w:rPr>
+        <w:t>uvicorn==0.29.0</w:t>
+      </w:r>
+    </w:p>
+    <w:p>
+      <w:pPr>
+        <w:rPr>
+          <w:rFonts w:hint="eastAsia"/>
+        </w:rPr>
+      </w:pPr>
+      <w:r>
+        <w:rPr>
+          <w:rFonts w:hint="eastAsia"/>
+        </w:rPr>
+        <w:t>chromadb&gt;=1.5.0</w:t>
+      </w:r>
+    </w:p>
+    <w:p>
+      <w:pPr>
+        <w:rPr>
+          <w:rFonts w:hint="eastAsia"/>
+        </w:rPr>
+      </w:pPr>
+      <w:r>
+        <w:rPr>
+          <w:rFonts w:hint="eastAsia"/>
+        </w:rPr>
+        <w:t>pydantic&gt;=2.0.0,&lt;3.0.0</w:t>
       </w:r>
     </w:p>
     <w:p>
@@ -3459,140 +3237,116 @@
           <w:rFonts w:hint="eastAsia"/>
         </w:rPr>
       </w:pPr>
-      <w:proofErr w:type="spellStart"/>
       <w:r>
         <w:rPr>
           <w:rFonts w:hint="eastAsia"/>
         </w:rPr>
         <w:t>numpy</w:t>
       </w:r>
-      <w:proofErr w:type="spellEnd"/>
-    </w:p>
-    <w:p>
-      <w:pPr>
-        <w:rPr>
-          <w:rFonts w:hint="eastAsia"/>
-        </w:rPr>
-      </w:pPr>
-      <w:proofErr w:type="spellStart"/>
+    </w:p>
+    <w:p>
+      <w:pPr>
+        <w:rPr>
+          <w:rFonts w:hint="eastAsia"/>
+        </w:rPr>
+      </w:pPr>
       <w:r>
         <w:rPr>
           <w:rFonts w:hint="eastAsia"/>
         </w:rPr>
         <w:t>openai</w:t>
       </w:r>
-      <w:proofErr w:type="spellEnd"/>
-    </w:p>
-    <w:p>
-      <w:pPr>
-        <w:rPr>
-          <w:rFonts w:hint="eastAsia"/>
-        </w:rPr>
-      </w:pPr>
-      <w:r>
-        <w:rPr>
-          <w:rFonts w:hint="eastAsia"/>
-        </w:rPr>
-        <w:t>python-</w:t>
-      </w:r>
-      <w:proofErr w:type="spellStart"/>
-      <w:r>
-        <w:rPr>
-          <w:rFonts w:hint="eastAsia"/>
-        </w:rPr>
-        <w:t>dotenv</w:t>
-      </w:r>
-      <w:proofErr w:type="spellEnd"/>
-    </w:p>
-    <w:p>
-      <w:pPr>
-        <w:rPr>
-          <w:rFonts w:hint="eastAsia"/>
-        </w:rPr>
-      </w:pPr>
-      <w:proofErr w:type="spellStart"/>
+    </w:p>
+    <w:p>
+      <w:pPr>
+        <w:rPr>
+          <w:rFonts w:hint="eastAsia"/>
+        </w:rPr>
+      </w:pPr>
+      <w:r>
+        <w:rPr>
+          <w:rFonts w:hint="eastAsia"/>
+        </w:rPr>
+        <w:t>python-dotenv</w:t>
+      </w:r>
+    </w:p>
+    <w:p>
+      <w:pPr>
+        <w:rPr>
+          <w:rFonts w:hint="eastAsia"/>
+        </w:rPr>
+      </w:pPr>
       <w:r>
         <w:rPr>
           <w:rFonts w:hint="eastAsia"/>
         </w:rPr>
         <w:t>pypdf</w:t>
       </w:r>
-      <w:proofErr w:type="spellEnd"/>
-    </w:p>
-    <w:p>
-      <w:pPr>
-        <w:rPr>
-          <w:rFonts w:hint="eastAsia"/>
-        </w:rPr>
-      </w:pPr>
-      <w:proofErr w:type="spellStart"/>
+    </w:p>
+    <w:p>
+      <w:pPr>
+        <w:rPr>
+          <w:rFonts w:hint="eastAsia"/>
+        </w:rPr>
+      </w:pPr>
       <w:r>
         <w:rPr>
           <w:rFonts w:hint="eastAsia"/>
         </w:rPr>
         <w:t>ddgs</w:t>
       </w:r>
-      <w:proofErr w:type="spellEnd"/>
-    </w:p>
-    <w:p>
-      <w:pPr>
-        <w:rPr>
-          <w:rFonts w:hint="eastAsia"/>
-        </w:rPr>
-      </w:pPr>
-      <w:proofErr w:type="spellStart"/>
+    </w:p>
+    <w:p>
+      <w:pPr>
+        <w:rPr>
+          <w:rFonts w:hint="eastAsia"/>
+        </w:rPr>
+      </w:pPr>
       <w:r>
         <w:rPr>
           <w:rFonts w:hint="eastAsia"/>
         </w:rPr>
         <w:t>pydub</w:t>
       </w:r>
-      <w:proofErr w:type="spellEnd"/>
-    </w:p>
-    <w:p>
-      <w:pPr>
-        <w:rPr>
-          <w:rFonts w:hint="eastAsia"/>
-        </w:rPr>
-      </w:pPr>
-      <w:proofErr w:type="spellStart"/>
+    </w:p>
+    <w:p>
+      <w:pPr>
+        <w:rPr>
+          <w:rFonts w:hint="eastAsia"/>
+        </w:rPr>
+      </w:pPr>
       <w:r>
         <w:rPr>
           <w:rFonts w:hint="eastAsia"/>
         </w:rPr>
         <w:t>openpyxl</w:t>
       </w:r>
-      <w:proofErr w:type="spellEnd"/>
-    </w:p>
-    <w:p>
-      <w:pPr>
-        <w:rPr>
-          <w:rFonts w:hint="eastAsia"/>
-        </w:rPr>
-      </w:pPr>
-      <w:proofErr w:type="spellStart"/>
+    </w:p>
+    <w:p>
+      <w:pPr>
+        <w:rPr>
+          <w:rFonts w:hint="eastAsia"/>
+        </w:rPr>
+      </w:pPr>
       <w:r>
         <w:rPr>
           <w:rFonts w:hint="eastAsia"/>
         </w:rPr>
         <w:t>soundfile</w:t>
       </w:r>
-      <w:proofErr w:type="spellEnd"/>
-    </w:p>
-    <w:p>
-      <w:pPr>
-        <w:rPr>
-          <w:rFonts w:hint="eastAsia"/>
-        </w:rPr>
-      </w:pPr>
-      <w:proofErr w:type="spellStart"/>
+    </w:p>
+    <w:p>
+      <w:pPr>
+        <w:rPr>
+          <w:rFonts w:hint="eastAsia"/>
+        </w:rPr>
+      </w:pPr>
       <w:r>
         <w:rPr>
           <w:rFonts w:hint="eastAsia"/>
         </w:rPr>
         <w:t>scipy</w:t>
       </w:r>
-      <w:proofErr w:type="spellEnd"/>
     </w:p>
     <w:p>
       <w:pPr>
@@ -3639,7 +3393,6 @@
           <w:rFonts w:hint="eastAsia"/>
         </w:rPr>
       </w:pPr>
-      <w:proofErr w:type="spellStart"/>
       <w:r>
         <w:rPr>
           <w:rFonts w:hint="eastAsia"/>
@@ -3647,24 +3400,803 @@
         <w:lastRenderedPageBreak/>
         <w:t>lxml</w:t>
       </w:r>
-      <w:proofErr w:type="spellEnd"/>
-    </w:p>
-    <w:p>
-      <w:proofErr w:type="spellStart"/>
+    </w:p>
+    <w:p>
+      <w:pPr>
+        <w:rPr>
+          <w:rFonts w:hint="eastAsia"/>
+        </w:rPr>
+      </w:pPr>
       <w:r>
         <w:rPr>
           <w:rFonts w:hint="eastAsia"/>
         </w:rPr>
         <w:t>tzdata</w:t>
       </w:r>
-      <w:proofErr w:type="spellEnd"/>
-    </w:p>
-    <w:p>
-      <w:pPr>
-        <w:rPr>
-          <w:rFonts w:hint="eastAsia"/>
-        </w:rPr>
-      </w:pPr>
+    </w:p>
+    <w:p/>
+    <w:p>
+      <w:pPr>
+        <w:rPr>
+          <w:rFonts w:hint="eastAsia"/>
+        </w:rPr>
+      </w:pPr>
+      <w:r>
+        <w:rPr>
+          <w:rFonts w:ascii="Segoe UI Emoji" w:hAnsi="Segoe UI Emoji" w:cs="Segoe UI Emoji"/>
+          <w:color w:val="0F1115"/>
+          <w:shd w:val="clear" w:color="auto" w:fill="EDF3FE"/>
+        </w:rPr>
+        <w:t>🎨</w:t>
+      </w:r>
+      <w:r>
+        <w:rPr>
+          <w:rFonts w:ascii="Segoe UI" w:hAnsi="Segoe UI" w:cs="Segoe UI"/>
+          <w:color w:val="0F1115"/>
+          <w:shd w:val="clear" w:color="auto" w:fill="EDF3FE"/>
+        </w:rPr>
+        <w:t xml:space="preserve"> </w:t>
+      </w:r>
+      <w:r>
+        <w:rPr>
+          <w:rFonts w:ascii="Segoe UI" w:hAnsi="Segoe UI" w:cs="Segoe UI"/>
+          <w:color w:val="0F1115"/>
+          <w:shd w:val="clear" w:color="auto" w:fill="EDF3FE"/>
+        </w:rPr>
+        <w:t>方向一：</w:t>
+      </w:r>
+      <w:r>
+        <w:rPr>
+          <w:rFonts w:ascii="Segoe UI" w:hAnsi="Segoe UI" w:cs="Segoe UI"/>
+          <w:color w:val="0F1115"/>
+          <w:shd w:val="clear" w:color="auto" w:fill="EDF3FE"/>
+        </w:rPr>
+        <w:t xml:space="preserve">UI </w:t>
+      </w:r>
+      <w:r>
+        <w:rPr>
+          <w:rFonts w:ascii="Segoe UI" w:hAnsi="Segoe UI" w:cs="Segoe UI"/>
+          <w:color w:val="0F1115"/>
+          <w:shd w:val="clear" w:color="auto" w:fill="EDF3FE"/>
+        </w:rPr>
+        <w:t>界面优化设计构思草图（文字版蓝图）</w:t>
+      </w:r>
+      <w:r>
+        <w:rPr>
+          <w:rFonts w:ascii="Segoe UI" w:hAnsi="Segoe UI" w:cs="Segoe UI"/>
+          <w:color w:val="0F1115"/>
+          <w:shd w:val="clear" w:color="auto" w:fill="EDF3FE"/>
+        </w:rPr>
+        <w:t xml:space="preserve"> </w:t>
+      </w:r>
+      <w:r>
+        <w:rPr>
+          <w:rFonts w:ascii="Segoe UI" w:hAnsi="Segoe UI" w:cs="Segoe UI"/>
+          <w:color w:val="0F1115"/>
+          <w:shd w:val="clear" w:color="auto" w:fill="EDF3FE"/>
+        </w:rPr>
+        <w:t>目前聊天界面已经很实用，我们要在这个基础上引入</w:t>
+      </w:r>
+      <w:r>
+        <w:rPr>
+          <w:rFonts w:ascii="Segoe UI" w:hAnsi="Segoe UI" w:cs="Segoe UI"/>
+          <w:color w:val="0F1115"/>
+          <w:shd w:val="clear" w:color="auto" w:fill="EDF3FE"/>
+        </w:rPr>
+        <w:t>“</w:t>
+      </w:r>
+      <w:r>
+        <w:rPr>
+          <w:rFonts w:ascii="Segoe UI" w:hAnsi="Segoe UI" w:cs="Segoe UI"/>
+          <w:color w:val="0F1115"/>
+          <w:shd w:val="clear" w:color="auto" w:fill="EDF3FE"/>
+        </w:rPr>
+        <w:t>商业</w:t>
+      </w:r>
+      <w:r>
+        <w:rPr>
+          <w:rFonts w:ascii="Segoe UI" w:hAnsi="Segoe UI" w:cs="Segoe UI"/>
+          <w:color w:val="0F1115"/>
+          <w:shd w:val="clear" w:color="auto" w:fill="EDF3FE"/>
+        </w:rPr>
+        <w:t xml:space="preserve"> SaaS </w:t>
+      </w:r>
+      <w:r>
+        <w:rPr>
+          <w:rFonts w:ascii="Segoe UI" w:hAnsi="Segoe UI" w:cs="Segoe UI"/>
+          <w:color w:val="0F1115"/>
+          <w:shd w:val="clear" w:color="auto" w:fill="EDF3FE"/>
+        </w:rPr>
+        <w:t>级</w:t>
+      </w:r>
+      <w:r>
+        <w:rPr>
+          <w:rFonts w:ascii="Segoe UI" w:hAnsi="Segoe UI" w:cs="Segoe UI"/>
+          <w:color w:val="0F1115"/>
+          <w:shd w:val="clear" w:color="auto" w:fill="EDF3FE"/>
+        </w:rPr>
+        <w:t>”</w:t>
+      </w:r>
+      <w:r>
+        <w:rPr>
+          <w:rFonts w:ascii="Segoe UI" w:hAnsi="Segoe UI" w:cs="Segoe UI"/>
+          <w:color w:val="0F1115"/>
+          <w:shd w:val="clear" w:color="auto" w:fill="EDF3FE"/>
+        </w:rPr>
+        <w:t>的排版和视觉感：</w:t>
+      </w:r>
+      <w:r>
+        <w:rPr>
+          <w:rFonts w:ascii="Segoe UI" w:hAnsi="Segoe UI" w:cs="Segoe UI"/>
+          <w:color w:val="0F1115"/>
+          <w:shd w:val="clear" w:color="auto" w:fill="EDF3FE"/>
+        </w:rPr>
+        <w:t xml:space="preserve"> 1. </w:t>
+      </w:r>
+      <w:r>
+        <w:rPr>
+          <w:rFonts w:ascii="Segoe UI" w:hAnsi="Segoe UI" w:cs="Segoe UI"/>
+          <w:color w:val="0F1115"/>
+          <w:shd w:val="clear" w:color="auto" w:fill="EDF3FE"/>
+        </w:rPr>
+        <w:t>顶部区域（品牌与状态栏）</w:t>
+      </w:r>
+      <w:r>
+        <w:rPr>
+          <w:rFonts w:ascii="Segoe UI" w:hAnsi="Segoe UI" w:cs="Segoe UI"/>
+          <w:color w:val="0F1115"/>
+          <w:shd w:val="clear" w:color="auto" w:fill="EDF3FE"/>
+        </w:rPr>
+        <w:t xml:space="preserve"> </w:t>
+      </w:r>
+      <w:r>
+        <w:rPr>
+          <w:rFonts w:ascii="Segoe UI" w:hAnsi="Segoe UI" w:cs="Segoe UI"/>
+          <w:color w:val="0F1115"/>
+          <w:shd w:val="clear" w:color="auto" w:fill="EDF3FE"/>
+        </w:rPr>
+        <w:t>设计定位：将当前用户信息、退出登录、刷新租户等，整合到一条极简的固定顶部导航条中。</w:t>
+      </w:r>
+      <w:r>
+        <w:rPr>
+          <w:rFonts w:ascii="Segoe UI" w:hAnsi="Segoe UI" w:cs="Segoe UI"/>
+          <w:color w:val="0F1115"/>
+          <w:shd w:val="clear" w:color="auto" w:fill="EDF3FE"/>
+        </w:rPr>
+        <w:t xml:space="preserve"> </w:t>
+      </w:r>
+      <w:r>
+        <w:rPr>
+          <w:rFonts w:ascii="Segoe UI" w:hAnsi="Segoe UI" w:cs="Segoe UI"/>
+          <w:color w:val="0F1115"/>
+          <w:shd w:val="clear" w:color="auto" w:fill="EDF3FE"/>
+        </w:rPr>
+        <w:t>视觉细节：左侧放置系统</w:t>
+      </w:r>
+      <w:r>
+        <w:rPr>
+          <w:rFonts w:ascii="Segoe UI" w:hAnsi="Segoe UI" w:cs="Segoe UI"/>
+          <w:color w:val="0F1115"/>
+          <w:shd w:val="clear" w:color="auto" w:fill="EDF3FE"/>
+        </w:rPr>
+        <w:t xml:space="preserve"> Logo </w:t>
+      </w:r>
+      <w:r>
+        <w:rPr>
+          <w:rFonts w:ascii="Segoe UI" w:hAnsi="Segoe UI" w:cs="Segoe UI"/>
+          <w:color w:val="0F1115"/>
+          <w:shd w:val="clear" w:color="auto" w:fill="EDF3FE"/>
+        </w:rPr>
+        <w:t>和名称（</w:t>
+      </w:r>
+      <w:r>
+        <w:rPr>
+          <w:rFonts w:ascii="Segoe UI" w:hAnsi="Segoe UI" w:cs="Segoe UI"/>
+          <w:color w:val="0F1115"/>
+          <w:shd w:val="clear" w:color="auto" w:fill="EDF3FE"/>
+        </w:rPr>
+        <w:t>“</w:t>
+      </w:r>
+      <w:r>
+        <w:rPr>
+          <w:rFonts w:ascii="Segoe UI Emoji" w:hAnsi="Segoe UI Emoji" w:cs="Segoe UI Emoji"/>
+          <w:color w:val="0F1115"/>
+          <w:shd w:val="clear" w:color="auto" w:fill="EDF3FE"/>
+        </w:rPr>
+        <w:t>🤖</w:t>
+      </w:r>
+      <w:r>
+        <w:rPr>
+          <w:rFonts w:ascii="Segoe UI" w:hAnsi="Segoe UI" w:cs="Segoe UI"/>
+          <w:color w:val="0F1115"/>
+          <w:shd w:val="clear" w:color="auto" w:fill="EDF3FE"/>
+        </w:rPr>
+        <w:t xml:space="preserve"> AI </w:t>
+      </w:r>
+      <w:r>
+        <w:rPr>
+          <w:rFonts w:ascii="Segoe UI" w:hAnsi="Segoe UI" w:cs="Segoe UI"/>
+          <w:color w:val="0F1115"/>
+          <w:shd w:val="clear" w:color="auto" w:fill="EDF3FE"/>
+        </w:rPr>
+        <w:t>智能体</w:t>
+      </w:r>
+      <w:r>
+        <w:rPr>
+          <w:rFonts w:ascii="Segoe UI" w:hAnsi="Segoe UI" w:cs="Segoe UI"/>
+          <w:color w:val="0F1115"/>
+          <w:shd w:val="clear" w:color="auto" w:fill="EDF3FE"/>
+        </w:rPr>
+        <w:t>”</w:t>
+      </w:r>
+      <w:r>
+        <w:rPr>
+          <w:rFonts w:ascii="Segoe UI" w:hAnsi="Segoe UI" w:cs="Segoe UI"/>
+          <w:color w:val="0F1115"/>
+          <w:shd w:val="clear" w:color="auto" w:fill="EDF3FE"/>
+        </w:rPr>
+        <w:t>），右侧放置当前租户状态和用户头像</w:t>
+      </w:r>
+      <w:r>
+        <w:rPr>
+          <w:rFonts w:ascii="Segoe UI" w:hAnsi="Segoe UI" w:cs="Segoe UI"/>
+          <w:color w:val="0F1115"/>
+          <w:shd w:val="clear" w:color="auto" w:fill="EDF3FE"/>
+        </w:rPr>
+        <w:t>/</w:t>
+      </w:r>
+      <w:r>
+        <w:rPr>
+          <w:rFonts w:ascii="Segoe UI" w:hAnsi="Segoe UI" w:cs="Segoe UI"/>
+          <w:color w:val="0F1115"/>
+          <w:shd w:val="clear" w:color="auto" w:fill="EDF3FE"/>
+        </w:rPr>
+        <w:t>名称，取消原来的两行分割线，让页面顶部更清爽。</w:t>
+      </w:r>
+      <w:r>
+        <w:rPr>
+          <w:rFonts w:ascii="Segoe UI" w:hAnsi="Segoe UI" w:cs="Segoe UI"/>
+          <w:color w:val="0F1115"/>
+          <w:shd w:val="clear" w:color="auto" w:fill="EDF3FE"/>
+        </w:rPr>
+        <w:t xml:space="preserve"> 2. </w:t>
+      </w:r>
+      <w:r>
+        <w:rPr>
+          <w:rFonts w:ascii="Segoe UI" w:hAnsi="Segoe UI" w:cs="Segoe UI"/>
+          <w:color w:val="0F1115"/>
+          <w:shd w:val="clear" w:color="auto" w:fill="EDF3FE"/>
+        </w:rPr>
+        <w:t>聊天内容区（对话气泡升级）</w:t>
+      </w:r>
+      <w:r>
+        <w:rPr>
+          <w:rFonts w:ascii="Segoe UI" w:hAnsi="Segoe UI" w:cs="Segoe UI"/>
+          <w:color w:val="0F1115"/>
+          <w:shd w:val="clear" w:color="auto" w:fill="EDF3FE"/>
+        </w:rPr>
+        <w:t xml:space="preserve"> </w:t>
+      </w:r>
+      <w:r>
+        <w:rPr>
+          <w:rFonts w:ascii="Segoe UI" w:hAnsi="Segoe UI" w:cs="Segoe UI"/>
+          <w:color w:val="0F1115"/>
+          <w:shd w:val="clear" w:color="auto" w:fill="EDF3FE"/>
+        </w:rPr>
+        <w:t>设计定位：拉开间距，增强层次感。</w:t>
+      </w:r>
+      <w:r>
+        <w:rPr>
+          <w:rFonts w:ascii="Segoe UI" w:hAnsi="Segoe UI" w:cs="Segoe UI"/>
+          <w:color w:val="0F1115"/>
+          <w:shd w:val="clear" w:color="auto" w:fill="EDF3FE"/>
+        </w:rPr>
+        <w:t xml:space="preserve"> </w:t>
+      </w:r>
+      <w:r>
+        <w:rPr>
+          <w:rFonts w:ascii="Segoe UI" w:hAnsi="Segoe UI" w:cs="Segoe UI"/>
+          <w:color w:val="0F1115"/>
+          <w:shd w:val="clear" w:color="auto" w:fill="EDF3FE"/>
+        </w:rPr>
+        <w:t>视觉细节：</w:t>
+      </w:r>
+      <w:r>
+        <w:rPr>
+          <w:rFonts w:ascii="Segoe UI" w:hAnsi="Segoe UI" w:cs="Segoe UI"/>
+          <w:color w:val="0F1115"/>
+          <w:shd w:val="clear" w:color="auto" w:fill="EDF3FE"/>
+        </w:rPr>
+        <w:t xml:space="preserve"> </w:t>
+      </w:r>
+      <w:r>
+        <w:rPr>
+          <w:rFonts w:ascii="Segoe UI" w:hAnsi="Segoe UI" w:cs="Segoe UI"/>
+          <w:color w:val="0F1115"/>
+          <w:shd w:val="clear" w:color="auto" w:fill="EDF3FE"/>
+        </w:rPr>
+        <w:t>用户气泡：靠右，使用品牌主色调作为背景（如柔和的科技蓝），文字白色。</w:t>
+      </w:r>
+      <w:r>
+        <w:rPr>
+          <w:rFonts w:ascii="Segoe UI" w:hAnsi="Segoe UI" w:cs="Segoe UI"/>
+          <w:color w:val="0F1115"/>
+          <w:shd w:val="clear" w:color="auto" w:fill="EDF3FE"/>
+        </w:rPr>
+        <w:t xml:space="preserve"> AI </w:t>
+      </w:r>
+      <w:r>
+        <w:rPr>
+          <w:rFonts w:ascii="Segoe UI" w:hAnsi="Segoe UI" w:cs="Segoe UI"/>
+          <w:color w:val="0F1115"/>
+          <w:shd w:val="clear" w:color="auto" w:fill="EDF3FE"/>
+        </w:rPr>
+        <w:t>气泡：靠左，使用浅灰色</w:t>
+      </w:r>
+      <w:r>
+        <w:rPr>
+          <w:rFonts w:ascii="Segoe UI" w:hAnsi="Segoe UI" w:cs="Segoe UI"/>
+          <w:color w:val="0F1115"/>
+          <w:shd w:val="clear" w:color="auto" w:fill="EDF3FE"/>
+        </w:rPr>
+        <w:t>/</w:t>
+      </w:r>
+      <w:r>
+        <w:rPr>
+          <w:rFonts w:ascii="Segoe UI" w:hAnsi="Segoe UI" w:cs="Segoe UI"/>
+          <w:color w:val="0F1115"/>
+          <w:shd w:val="clear" w:color="auto" w:fill="EDF3FE"/>
+        </w:rPr>
+        <w:t>极淡的紫灰色为背景，文字深灰色，卡片左右边界加一点极小的圆角（</w:t>
+      </w:r>
+      <w:r>
+        <w:rPr>
+          <w:rFonts w:ascii="Segoe UI" w:hAnsi="Segoe UI" w:cs="Segoe UI"/>
+          <w:color w:val="0F1115"/>
+          <w:shd w:val="clear" w:color="auto" w:fill="EDF3FE"/>
+        </w:rPr>
+        <w:t>border-radius: 12px</w:t>
+      </w:r>
+      <w:r>
+        <w:rPr>
+          <w:rFonts w:ascii="Segoe UI" w:hAnsi="Segoe UI" w:cs="Segoe UI"/>
+          <w:color w:val="0F1115"/>
+          <w:shd w:val="clear" w:color="auto" w:fill="EDF3FE"/>
+        </w:rPr>
+        <w:t>）。</w:t>
+      </w:r>
+      <w:r>
+        <w:rPr>
+          <w:rFonts w:ascii="Segoe UI" w:hAnsi="Segoe UI" w:cs="Segoe UI"/>
+          <w:color w:val="0F1115"/>
+          <w:shd w:val="clear" w:color="auto" w:fill="EDF3FE"/>
+        </w:rPr>
+        <w:t xml:space="preserve"> </w:t>
+      </w:r>
+      <w:r>
+        <w:rPr>
+          <w:rFonts w:ascii="Segoe UI" w:hAnsi="Segoe UI" w:cs="Segoe UI"/>
+          <w:color w:val="0F1115"/>
+          <w:shd w:val="clear" w:color="auto" w:fill="EDF3FE"/>
+        </w:rPr>
+        <w:t>文件</w:t>
+      </w:r>
+      <w:r>
+        <w:rPr>
+          <w:rFonts w:ascii="Segoe UI" w:hAnsi="Segoe UI" w:cs="Segoe UI"/>
+          <w:color w:val="0F1115"/>
+          <w:shd w:val="clear" w:color="auto" w:fill="EDF3FE"/>
+        </w:rPr>
+        <w:t>/</w:t>
+      </w:r>
+      <w:r>
+        <w:rPr>
+          <w:rFonts w:ascii="Segoe UI" w:hAnsi="Segoe UI" w:cs="Segoe UI"/>
+          <w:color w:val="0F1115"/>
+          <w:shd w:val="clear" w:color="auto" w:fill="EDF3FE"/>
+        </w:rPr>
+        <w:t>语音气泡：为</w:t>
+      </w:r>
+      <w:r>
+        <w:rPr>
+          <w:rFonts w:ascii="Segoe UI" w:hAnsi="Segoe UI" w:cs="Segoe UI"/>
+          <w:color w:val="0F1115"/>
+          <w:shd w:val="clear" w:color="auto" w:fill="EDF3FE"/>
+        </w:rPr>
+        <w:t>“</w:t>
+      </w:r>
+      <w:r>
+        <w:rPr>
+          <w:rFonts w:ascii="Segoe UI Emoji" w:hAnsi="Segoe UI Emoji" w:cs="Segoe UI Emoji"/>
+          <w:color w:val="0F1115"/>
+          <w:shd w:val="clear" w:color="auto" w:fill="EDF3FE"/>
+        </w:rPr>
+        <w:t>📎</w:t>
+      </w:r>
+      <w:r>
+        <w:rPr>
+          <w:rFonts w:ascii="Segoe UI" w:hAnsi="Segoe UI" w:cs="Segoe UI"/>
+          <w:color w:val="0F1115"/>
+          <w:shd w:val="clear" w:color="auto" w:fill="EDF3FE"/>
+        </w:rPr>
+        <w:t xml:space="preserve"> </w:t>
+      </w:r>
+      <w:r>
+        <w:rPr>
+          <w:rFonts w:ascii="Segoe UI" w:hAnsi="Segoe UI" w:cs="Segoe UI"/>
+          <w:color w:val="0F1115"/>
+          <w:shd w:val="clear" w:color="auto" w:fill="EDF3FE"/>
+        </w:rPr>
+        <w:t>上传文件</w:t>
+      </w:r>
+      <w:r>
+        <w:rPr>
+          <w:rFonts w:ascii="Segoe UI" w:hAnsi="Segoe UI" w:cs="Segoe UI"/>
+          <w:color w:val="0F1115"/>
+          <w:shd w:val="clear" w:color="auto" w:fill="EDF3FE"/>
+        </w:rPr>
+        <w:t>”</w:t>
+      </w:r>
+      <w:r>
+        <w:rPr>
+          <w:rFonts w:ascii="Segoe UI" w:hAnsi="Segoe UI" w:cs="Segoe UI"/>
+          <w:color w:val="0F1115"/>
+          <w:shd w:val="clear" w:color="auto" w:fill="EDF3FE"/>
+        </w:rPr>
+        <w:t>增加一个极简的微缩文件图标，让气泡不显单调。</w:t>
+      </w:r>
+      <w:r>
+        <w:rPr>
+          <w:rFonts w:ascii="Segoe UI" w:hAnsi="Segoe UI" w:cs="Segoe UI"/>
+          <w:color w:val="0F1115"/>
+          <w:shd w:val="clear" w:color="auto" w:fill="EDF3FE"/>
+        </w:rPr>
+        <w:t xml:space="preserve"> 3. </w:t>
+      </w:r>
+      <w:r>
+        <w:rPr>
+          <w:rFonts w:ascii="Segoe UI" w:hAnsi="Segoe UI" w:cs="Segoe UI"/>
+          <w:color w:val="0F1115"/>
+          <w:shd w:val="clear" w:color="auto" w:fill="EDF3FE"/>
+        </w:rPr>
+        <w:t>底部输入交互区（回归纯粹）</w:t>
+      </w:r>
+      <w:r>
+        <w:rPr>
+          <w:rFonts w:ascii="Segoe UI" w:hAnsi="Segoe UI" w:cs="Segoe UI"/>
+          <w:color w:val="0F1115"/>
+          <w:shd w:val="clear" w:color="auto" w:fill="EDF3FE"/>
+        </w:rPr>
+        <w:t xml:space="preserve"> </w:t>
+      </w:r>
+      <w:r>
+        <w:rPr>
+          <w:rFonts w:ascii="Segoe UI" w:hAnsi="Segoe UI" w:cs="Segoe UI"/>
+          <w:color w:val="0F1115"/>
+          <w:shd w:val="clear" w:color="auto" w:fill="EDF3FE"/>
+        </w:rPr>
+        <w:t>设计定位：保持当前</w:t>
+      </w:r>
+      <w:r>
+        <w:rPr>
+          <w:rFonts w:ascii="Segoe UI" w:hAnsi="Segoe UI" w:cs="Segoe UI"/>
+          <w:color w:val="0F1115"/>
+          <w:shd w:val="clear" w:color="auto" w:fill="EDF3FE"/>
+        </w:rPr>
+        <w:t>“</w:t>
+      </w:r>
+      <w:r>
+        <w:rPr>
+          <w:rFonts w:ascii="Segoe UI" w:hAnsi="Segoe UI" w:cs="Segoe UI"/>
+          <w:color w:val="0F1115"/>
+          <w:shd w:val="clear" w:color="auto" w:fill="EDF3FE"/>
+        </w:rPr>
+        <w:t>功能按钮行</w:t>
+      </w:r>
+      <w:r>
+        <w:rPr>
+          <w:rFonts w:ascii="Segoe UI" w:hAnsi="Segoe UI" w:cs="Segoe UI"/>
+          <w:color w:val="0F1115"/>
+          <w:shd w:val="clear" w:color="auto" w:fill="EDF3FE"/>
+        </w:rPr>
+        <w:t xml:space="preserve"> + </w:t>
+      </w:r>
+      <w:r>
+        <w:rPr>
+          <w:rFonts w:ascii="Segoe UI" w:hAnsi="Segoe UI" w:cs="Segoe UI"/>
+          <w:color w:val="0F1115"/>
+          <w:shd w:val="clear" w:color="auto" w:fill="EDF3FE"/>
+        </w:rPr>
+        <w:t>输入框行</w:t>
+      </w:r>
+      <w:r>
+        <w:rPr>
+          <w:rFonts w:ascii="Segoe UI" w:hAnsi="Segoe UI" w:cs="Segoe UI"/>
+          <w:color w:val="0F1115"/>
+          <w:shd w:val="clear" w:color="auto" w:fill="EDF3FE"/>
+        </w:rPr>
+        <w:t>”</w:t>
+      </w:r>
+      <w:r>
+        <w:rPr>
+          <w:rFonts w:ascii="Segoe UI" w:hAnsi="Segoe UI" w:cs="Segoe UI"/>
+          <w:color w:val="0F1115"/>
+          <w:shd w:val="clear" w:color="auto" w:fill="EDF3FE"/>
+        </w:rPr>
+        <w:t>的结构，但在视觉上让它们融为一体。</w:t>
+      </w:r>
+      <w:r>
+        <w:rPr>
+          <w:rFonts w:ascii="Segoe UI" w:hAnsi="Segoe UI" w:cs="Segoe UI"/>
+          <w:color w:val="0F1115"/>
+          <w:shd w:val="clear" w:color="auto" w:fill="EDF3FE"/>
+        </w:rPr>
+        <w:t xml:space="preserve"> </w:t>
+      </w:r>
+      <w:r>
+        <w:rPr>
+          <w:rFonts w:ascii="Segoe UI" w:hAnsi="Segoe UI" w:cs="Segoe UI"/>
+          <w:color w:val="0F1115"/>
+          <w:shd w:val="clear" w:color="auto" w:fill="EDF3FE"/>
+        </w:rPr>
+        <w:t>视觉细节：将</w:t>
+      </w:r>
+      <w:r>
+        <w:rPr>
+          <w:rFonts w:ascii="Segoe UI" w:hAnsi="Segoe UI" w:cs="Segoe UI"/>
+          <w:color w:val="0F1115"/>
+          <w:shd w:val="clear" w:color="auto" w:fill="EDF3FE"/>
+        </w:rPr>
+        <w:t>“</w:t>
+      </w:r>
+      <w:r>
+        <w:rPr>
+          <w:rFonts w:ascii="Segoe UI" w:hAnsi="Segoe UI" w:cs="Segoe UI"/>
+          <w:color w:val="0F1115"/>
+          <w:shd w:val="clear" w:color="auto" w:fill="EDF3FE"/>
+        </w:rPr>
+        <w:t>反馈</w:t>
+      </w:r>
+      <w:r>
+        <w:rPr>
+          <w:rFonts w:ascii="Segoe UI" w:hAnsi="Segoe UI" w:cs="Segoe UI"/>
+          <w:color w:val="0F1115"/>
+          <w:shd w:val="clear" w:color="auto" w:fill="EDF3FE"/>
+        </w:rPr>
+        <w:t>/</w:t>
+      </w:r>
+      <w:r>
+        <w:rPr>
+          <w:rFonts w:ascii="Segoe UI" w:hAnsi="Segoe UI" w:cs="Segoe UI"/>
+          <w:color w:val="0F1115"/>
+          <w:shd w:val="clear" w:color="auto" w:fill="EDF3FE"/>
+        </w:rPr>
+        <w:t>上传</w:t>
+      </w:r>
+      <w:r>
+        <w:rPr>
+          <w:rFonts w:ascii="Segoe UI" w:hAnsi="Segoe UI" w:cs="Segoe UI"/>
+          <w:color w:val="0F1115"/>
+          <w:shd w:val="clear" w:color="auto" w:fill="EDF3FE"/>
+        </w:rPr>
+        <w:t>/</w:t>
+      </w:r>
+      <w:r>
+        <w:rPr>
+          <w:rFonts w:ascii="Segoe UI" w:hAnsi="Segoe UI" w:cs="Segoe UI"/>
+          <w:color w:val="0F1115"/>
+          <w:shd w:val="clear" w:color="auto" w:fill="EDF3FE"/>
+        </w:rPr>
+        <w:t>清除</w:t>
+      </w:r>
+      <w:r>
+        <w:rPr>
+          <w:rFonts w:ascii="Segoe UI" w:hAnsi="Segoe UI" w:cs="Segoe UI"/>
+          <w:color w:val="0F1115"/>
+          <w:shd w:val="clear" w:color="auto" w:fill="EDF3FE"/>
+        </w:rPr>
+        <w:t>”</w:t>
+      </w:r>
+      <w:r>
+        <w:rPr>
+          <w:rFonts w:ascii="Segoe UI" w:hAnsi="Segoe UI" w:cs="Segoe UI"/>
+          <w:color w:val="0F1115"/>
+          <w:shd w:val="clear" w:color="auto" w:fill="EDF3FE"/>
+        </w:rPr>
+        <w:t>那一行与输入框合并，用同一个圆角白底卡片包裹起来。在输入框的右侧，增加一个带有图标的小型</w:t>
+      </w:r>
+      <w:r>
+        <w:rPr>
+          <w:rFonts w:ascii="Segoe UI" w:hAnsi="Segoe UI" w:cs="Segoe UI"/>
+          <w:color w:val="0F1115"/>
+          <w:shd w:val="clear" w:color="auto" w:fill="EDF3FE"/>
+        </w:rPr>
+        <w:t>“</w:t>
+      </w:r>
+      <w:r>
+        <w:rPr>
+          <w:rFonts w:ascii="Segoe UI" w:hAnsi="Segoe UI" w:cs="Segoe UI"/>
+          <w:color w:val="0F1115"/>
+          <w:shd w:val="clear" w:color="auto" w:fill="EDF3FE"/>
+        </w:rPr>
+        <w:t>发送</w:t>
+      </w:r>
+      <w:r>
+        <w:rPr>
+          <w:rFonts w:ascii="Segoe UI" w:hAnsi="Segoe UI" w:cs="Segoe UI"/>
+          <w:color w:val="0F1115"/>
+          <w:shd w:val="clear" w:color="auto" w:fill="EDF3FE"/>
+        </w:rPr>
+        <w:t>”</w:t>
+      </w:r>
+      <w:r>
+        <w:rPr>
+          <w:rFonts w:ascii="Segoe UI" w:hAnsi="Segoe UI" w:cs="Segoe UI"/>
+          <w:color w:val="0F1115"/>
+          <w:shd w:val="clear" w:color="auto" w:fill="EDF3FE"/>
+        </w:rPr>
+        <w:t>按钮（例如纸飞机图标），这样即便用户不习惯敲回车，也能用鼠标点击发送，体验更加直观。</w:t>
+      </w:r>
+      <w:r>
+        <w:rPr>
+          <w:rFonts w:ascii="Segoe UI" w:hAnsi="Segoe UI" w:cs="Segoe UI"/>
+          <w:color w:val="0F1115"/>
+          <w:shd w:val="clear" w:color="auto" w:fill="EDF3FE"/>
+        </w:rPr>
+        <w:t xml:space="preserve"> 4. </w:t>
+      </w:r>
+      <w:r>
+        <w:rPr>
+          <w:rFonts w:ascii="Segoe UI" w:hAnsi="Segoe UI" w:cs="Segoe UI"/>
+          <w:color w:val="0F1115"/>
+          <w:shd w:val="clear" w:color="auto" w:fill="EDF3FE"/>
+        </w:rPr>
+        <w:t>系统健康与</w:t>
+      </w:r>
+      <w:r>
+        <w:rPr>
+          <w:rFonts w:ascii="Segoe UI" w:hAnsi="Segoe UI" w:cs="Segoe UI"/>
+          <w:color w:val="0F1115"/>
+          <w:shd w:val="clear" w:color="auto" w:fill="EDF3FE"/>
+        </w:rPr>
+        <w:t xml:space="preserve"> Worker </w:t>
+      </w:r>
+      <w:r>
+        <w:rPr>
+          <w:rFonts w:ascii="Segoe UI" w:hAnsi="Segoe UI" w:cs="Segoe UI"/>
+          <w:color w:val="0F1115"/>
+          <w:shd w:val="clear" w:color="auto" w:fill="EDF3FE"/>
+        </w:rPr>
+        <w:t>监控</w:t>
+      </w:r>
+      <w:r>
+        <w:rPr>
+          <w:rFonts w:ascii="Segoe UI" w:hAnsi="Segoe UI" w:cs="Segoe UI"/>
+          <w:color w:val="0F1115"/>
+          <w:shd w:val="clear" w:color="auto" w:fill="EDF3FE"/>
+        </w:rPr>
+        <w:t xml:space="preserve"> </w:t>
+      </w:r>
+      <w:r>
+        <w:rPr>
+          <w:rFonts w:ascii="Segoe UI" w:hAnsi="Segoe UI" w:cs="Segoe UI"/>
+          <w:color w:val="0F1115"/>
+          <w:shd w:val="clear" w:color="auto" w:fill="EDF3FE"/>
+        </w:rPr>
+        <w:t>设计定位：告别枯燥的纯表格。</w:t>
+      </w:r>
+      <w:r>
+        <w:rPr>
+          <w:rFonts w:ascii="Segoe UI" w:hAnsi="Segoe UI" w:cs="Segoe UI"/>
+          <w:color w:val="0F1115"/>
+          <w:shd w:val="clear" w:color="auto" w:fill="EDF3FE"/>
+        </w:rPr>
+        <w:t xml:space="preserve"> </w:t>
+      </w:r>
+      <w:r>
+        <w:rPr>
+          <w:rFonts w:ascii="Segoe UI" w:hAnsi="Segoe UI" w:cs="Segoe UI"/>
+          <w:color w:val="0F1115"/>
+          <w:shd w:val="clear" w:color="auto" w:fill="EDF3FE"/>
+        </w:rPr>
+        <w:t>视觉细节：使用状态卡片代替表格。比如</w:t>
+      </w:r>
+      <w:r>
+        <w:rPr>
+          <w:rFonts w:ascii="Segoe UI" w:hAnsi="Segoe UI" w:cs="Segoe UI"/>
+          <w:color w:val="0F1115"/>
+          <w:shd w:val="clear" w:color="auto" w:fill="EDF3FE"/>
+        </w:rPr>
+        <w:t>“</w:t>
+      </w:r>
+      <w:r>
+        <w:rPr>
+          <w:rFonts w:ascii="Segoe UI" w:hAnsi="Segoe UI" w:cs="Segoe UI"/>
+          <w:color w:val="0F1115"/>
+          <w:shd w:val="clear" w:color="auto" w:fill="EDF3FE"/>
+        </w:rPr>
+        <w:t>总任务数</w:t>
+      </w:r>
+      <w:r>
+        <w:rPr>
+          <w:rFonts w:ascii="Segoe UI" w:hAnsi="Segoe UI" w:cs="Segoe UI"/>
+          <w:color w:val="0F1115"/>
+          <w:shd w:val="clear" w:color="auto" w:fill="EDF3FE"/>
+        </w:rPr>
+        <w:t>”</w:t>
+      </w:r>
+      <w:r>
+        <w:rPr>
+          <w:rFonts w:ascii="Segoe UI" w:hAnsi="Segoe UI" w:cs="Segoe UI"/>
+          <w:color w:val="0F1115"/>
+          <w:shd w:val="clear" w:color="auto" w:fill="EDF3FE"/>
+        </w:rPr>
+        <w:t>、</w:t>
+      </w:r>
+      <w:r>
+        <w:rPr>
+          <w:rFonts w:ascii="Segoe UI" w:hAnsi="Segoe UI" w:cs="Segoe UI"/>
+          <w:color w:val="0F1115"/>
+          <w:shd w:val="clear" w:color="auto" w:fill="EDF3FE"/>
+        </w:rPr>
+        <w:t>“</w:t>
+      </w:r>
+      <w:r>
+        <w:rPr>
+          <w:rFonts w:ascii="Segoe UI" w:hAnsi="Segoe UI" w:cs="Segoe UI"/>
+          <w:color w:val="0F1115"/>
+          <w:shd w:val="clear" w:color="auto" w:fill="EDF3FE"/>
+        </w:rPr>
+        <w:t>成功率</w:t>
+      </w:r>
+      <w:r>
+        <w:rPr>
+          <w:rFonts w:ascii="Segoe UI" w:hAnsi="Segoe UI" w:cs="Segoe UI"/>
+          <w:color w:val="0F1115"/>
+          <w:shd w:val="clear" w:color="auto" w:fill="EDF3FE"/>
+        </w:rPr>
+        <w:t>”</w:t>
+      </w:r>
+      <w:r>
+        <w:rPr>
+          <w:rFonts w:ascii="Segoe UI" w:hAnsi="Segoe UI" w:cs="Segoe UI"/>
+          <w:color w:val="0F1115"/>
+          <w:shd w:val="clear" w:color="auto" w:fill="EDF3FE"/>
+        </w:rPr>
+        <w:t>做成</w:t>
+      </w:r>
+      <w:r>
+        <w:rPr>
+          <w:rFonts w:ascii="Segoe UI" w:hAnsi="Segoe UI" w:cs="Segoe UI"/>
+          <w:color w:val="0F1115"/>
+          <w:shd w:val="clear" w:color="auto" w:fill="EDF3FE"/>
+        </w:rPr>
+        <w:t xml:space="preserve"> 4 </w:t>
+      </w:r>
+      <w:r>
+        <w:rPr>
+          <w:rFonts w:ascii="Segoe UI" w:hAnsi="Segoe UI" w:cs="Segoe UI"/>
+          <w:color w:val="0F1115"/>
+          <w:shd w:val="clear" w:color="auto" w:fill="EDF3FE"/>
+        </w:rPr>
+        <w:t>个不同颜色的小圆角卡片并排显示；工具调用次数使用柱状图或进度条（结合</w:t>
+      </w:r>
+      <w:r>
+        <w:rPr>
+          <w:rFonts w:ascii="Segoe UI" w:hAnsi="Segoe UI" w:cs="Segoe UI"/>
+          <w:color w:val="0F1115"/>
+          <w:shd w:val="clear" w:color="auto" w:fill="EDF3FE"/>
+        </w:rPr>
+        <w:t xml:space="preserve"> gr.BarPlot </w:t>
+      </w:r>
+      <w:r>
+        <w:rPr>
+          <w:rFonts w:ascii="Segoe UI" w:hAnsi="Segoe UI" w:cs="Segoe UI"/>
+          <w:color w:val="0F1115"/>
+          <w:shd w:val="clear" w:color="auto" w:fill="EDF3FE"/>
+        </w:rPr>
+        <w:t>或前端图表库）展示，让数据一目了然。</w:t>
+      </w:r>
     </w:p>
     <w:sectPr>
       <w:pgSz w:w="11906" w:h="16838"/>
@@ -3677,7 +4209,7 @@
 </file>
 
 <file path=word/numbering.xml><?xml version="1.0" encoding="utf-8"?>
-<w:numbering xmlns:wpc="http://schemas.microsoft.com/office/word/2010/wordprocessingCanvas" xmlns:cx="http://schemas.microsoft.com/office/drawing/2014/chartex" xmlns:cx1="http://schemas.microsoft.com/office/drawing/2015/9/8/chartex" xmlns:cx2="http://schemas.microsoft.com/office/drawing/2015/10/21/chartex" xmlns:cx3="http://schemas.microsoft.com/office/drawing/2016/5/9/chartex" xmlns:cx4="http://schemas.microsoft.com/office/drawing/2016/5/10/chartex" xmlns:cx5="http://schemas.microsoft.com/office/drawing/2016/5/11/chartex" xmlns:cx6="http://schemas.microsoft.com/office/drawing/2016/5/12/chartex" xmlns:cx7="http://schemas.microsoft.com/office/drawing/2016/5/13/chartex" xmlns:cx8="http://schemas.microsoft.com/office/drawing/2016/5/14/chartex" xmlns:mc="http://schemas.openxmlformats.org/markup-compatibility/2006" xmlns:aink="http://schemas.microsoft.com/office/drawing/2016/ink" xmlns:am3d="http://schemas.microsoft.com/office/drawing/2017/model3d" xmlns:o="urn:schemas-microsoft-com:office:office" xmlns:oel="http://schemas.microsoft.com/office/2019/extlst" xmlns:r="http://schemas.openxmlformats.org/officeDocument/2006/relationships" xmlns:m="http://schemas.openxmlformats.org/officeDocument/2006/math" xmlns:v="urn:schemas-microsoft-com:vml" xmlns:wp14="http://schemas.microsoft.com/office/word/2010/wordprocessingDrawing" xmlns:wp="http://schemas.openxmlformats.org/drawingml/2006/wordprocessingDrawing" xmlns:w10="urn:schemas-microsoft-com:office:word" xmlns:w="http://schemas.openxmlformats.org/wordprocessingml/2006/main" xmlns:w14="http://schemas.microsoft.com/office/word/2010/wordml" xmlns:w15="http://schemas.microsoft.com/office/word/2012/wordml" xmlns:w16cei="http://schemas.microsoft.com/office/word/2026/wordml/cei" xmlns:w16cex="http://schemas.microsoft.com/office/word/2018/wordml/cex" xmlns:w16cid="http://schemas.microsoft.com/office/word/2016/wordml/cid" xmlns:w16="http://schemas.microsoft.com/office/word/2018/wordml" xmlns:w16du="http://schemas.microsoft.com/office/word/2023/wordml/word16du" xmlns:w16sdtdh="http://schemas.microsoft.com/office/word/2020/wordml/sdtdatahash" xmlns:w16sdtfl="http://schemas.microsoft.com/office/word/2024/wordml/sdtformatlock" xmlns:w16se="http://schemas.microsoft.com/office/word/2015/wordml/symex" xmlns:wpg="http://schemas.microsoft.com/office/word/2010/wordprocessingGroup" xmlns:wpi="http://schemas.microsoft.com/office/word/2010/wordprocessingInk" xmlns:wne="http://schemas.microsoft.com/office/word/2006/wordml" xmlns:wps="http://schemas.microsoft.com/office/word/2010/wordprocessingShape" mc:Ignorable="w14 w15 w16se w16cid w16 w16cex w16sdtdh w16sdtfl w16du wp14">
+<w:numbering xmlns:wpc="http://schemas.microsoft.com/office/word/2010/wordprocessingCanvas" xmlns:cx="http://schemas.microsoft.com/office/drawing/2014/chartex" xmlns:cx1="http://schemas.microsoft.com/office/drawing/2015/9/8/chartex" xmlns:cx2="http://schemas.microsoft.com/office/drawing/2015/10/21/chartex" xmlns:cx3="http://schemas.microsoft.com/office/drawing/2016/5/9/chartex" xmlns:cx4="http://schemas.microsoft.com/office/drawing/2016/5/10/chartex" xmlns:cx5="http://schemas.microsoft.com/office/drawing/2016/5/11/chartex" xmlns:cx6="http://schemas.microsoft.com/office/drawing/2016/5/12/chartex" xmlns:cx7="http://schemas.microsoft.com/office/drawing/2016/5/13/chartex" xmlns:cx8="http://schemas.microsoft.com/office/drawing/2016/5/14/chartex" xmlns:mc="http://schemas.openxmlformats.org/markup-compatibility/2006" xmlns:aink="http://schemas.microsoft.com/office/drawing/2016/ink" xmlns:am3d="http://schemas.microsoft.com/office/drawing/2017/model3d" xmlns:o="urn:schemas-microsoft-com:office:office" xmlns:oel="http://schemas.microsoft.com/office/2019/extlst" xmlns:r="http://schemas.openxmlformats.org/officeDocument/2006/relationships" xmlns:m="http://schemas.openxmlformats.org/officeDocument/2006/math" xmlns:v="urn:schemas-microsoft-com:vml" xmlns:wp14="http://schemas.microsoft.com/office/word/2010/wordprocessingDrawing" xmlns:wp="http://schemas.openxmlformats.org/drawingml/2006/wordprocessingDrawing" xmlns:w10="urn:schemas-microsoft-com:office:word" xmlns:w="http://schemas.openxmlformats.org/wordprocessingml/2006/main" xmlns:w14="http://schemas.microsoft.com/office/word/2010/wordml" xmlns:w15="http://schemas.microsoft.com/office/word/2012/wordml" xmlns:w16cex="http://schemas.microsoft.com/office/word/2018/wordml/cex" xmlns:w16cid="http://schemas.microsoft.com/office/word/2016/wordml/cid" xmlns:w16="http://schemas.microsoft.com/office/word/2018/wordml" xmlns:w16du="http://schemas.microsoft.com/office/word/2023/wordml/word16du" xmlns:w16sdtdh="http://schemas.microsoft.com/office/word/2020/wordml/sdtdatahash" xmlns:w16sdtfl="http://schemas.microsoft.com/office/word/2024/wordml/sdtformatlock" xmlns:w16se="http://schemas.microsoft.com/office/word/2015/wordml/symex" xmlns:wpg="http://schemas.microsoft.com/office/word/2010/wordprocessingGroup" xmlns:wpi="http://schemas.microsoft.com/office/word/2010/wordprocessingInk" xmlns:wne="http://schemas.microsoft.com/office/word/2006/wordml" xmlns:wps="http://schemas.microsoft.com/office/word/2010/wordprocessingShape" mc:Ignorable="w14 w15 w16se w16cid w16 w16cex w16sdtdh w16sdtfl w16du wp14">
   <w:abstractNum w:abstractNumId="0" w15:restartNumberingAfterBreak="0">
     <w:nsid w:val="1868112A"/>
     <w:multiLevelType w:val="multilevel"/>
